--- a/EWS-MKTBI_Technical_Handover.docx
+++ b/EWS-MKTBI_Technical_Handover.docx
@@ -391,23 +391,7 @@
             <w:rFonts w:ascii="Calibri" w:hAnsi="Calibri"/>
             <w:sz w:val="21"/>
           </w:rPr>
-          <w:t>https://ews-mktbi.verc</w:t>
-        </w:r>
-        <w:r>
-          <w:rPr>
-            <w:rStyle w:val="Hyperlink"/>
-            <w:rFonts w:ascii="Calibri" w:hAnsi="Calibri"/>
-            <w:sz w:val="21"/>
-          </w:rPr>
-          <w:t>e</w:t>
-        </w:r>
-        <w:r>
-          <w:rPr>
-            <w:rStyle w:val="Hyperlink"/>
-            <w:rFonts w:ascii="Calibri" w:hAnsi="Calibri"/>
-            <w:sz w:val="21"/>
-          </w:rPr>
-          <w:t>l.app</w:t>
+          <w:t>https://ews-mktbi.vercel.app</w:t>
         </w:r>
       </w:hyperlink>
       <w:r>
@@ -907,13 +891,23 @@
       <w:pPr>
         <w:spacing w:after="80"/>
       </w:pPr>
+      <w:proofErr w:type="spellStart"/>
       <w:r>
         <w:rPr>
           <w:rFonts w:ascii="Calibri" w:hAnsi="Calibri"/>
           <w:color w:val="1E293B"/>
           <w:sz w:val="21"/>
         </w:rPr>
-        <w:t xml:space="preserve">Seluruh data </w:t>
+        <w:t>Seluruh</w:t>
+      </w:r>
+      <w:proofErr w:type="spellEnd"/>
+      <w:r>
+        <w:rPr>
+          <w:rFonts w:ascii="Calibri" w:hAnsi="Calibri"/>
+          <w:color w:val="1E293B"/>
+          <w:sz w:val="21"/>
+        </w:rPr>
+        <w:t xml:space="preserve"> data </w:t>
       </w:r>
       <w:proofErr w:type="spellStart"/>
       <w:r>
@@ -975,7 +969,43 @@
           <w:color w:val="1E293B"/>
           <w:sz w:val="21"/>
         </w:rPr>
-        <w:t xml:space="preserve"> dengan pola publish/</w:t>
+        <w:t xml:space="preserve"> </w:t>
+      </w:r>
+      <w:proofErr w:type="spellStart"/>
+      <w:r>
+        <w:rPr>
+          <w:rFonts w:ascii="Calibri" w:hAnsi="Calibri"/>
+          <w:color w:val="1E293B"/>
+          <w:sz w:val="21"/>
+        </w:rPr>
+        <w:t>dengan</w:t>
+      </w:r>
+      <w:proofErr w:type="spellEnd"/>
+      <w:r>
+        <w:rPr>
+          <w:rFonts w:ascii="Calibri" w:hAnsi="Calibri"/>
+          <w:color w:val="1E293B"/>
+          <w:sz w:val="21"/>
+        </w:rPr>
+        <w:t xml:space="preserve"> </w:t>
+      </w:r>
+      <w:proofErr w:type="spellStart"/>
+      <w:r>
+        <w:rPr>
+          <w:rFonts w:ascii="Calibri" w:hAnsi="Calibri"/>
+          <w:color w:val="1E293B"/>
+          <w:sz w:val="21"/>
+        </w:rPr>
+        <w:t>pola</w:t>
+      </w:r>
+      <w:proofErr w:type="spellEnd"/>
+      <w:r>
+        <w:rPr>
+          <w:rFonts w:ascii="Calibri" w:hAnsi="Calibri"/>
+          <w:color w:val="1E293B"/>
+          <w:sz w:val="21"/>
+        </w:rPr>
+        <w:t xml:space="preserve"> publish/</w:t>
       </w:r>
       <w:proofErr w:type="gramStart"/>
       <w:r>
@@ -1892,14 +1922,2318 @@
     <w:p>
       <w:pPr>
         <w:spacing w:before="200" w:after="40"/>
-      </w:pPr>
-      <w:r>
         <w:rPr>
           <w:rFonts w:ascii="Calibri" w:hAnsi="Calibri"/>
           <w:b/>
           <w:color w:val="2263EB"/>
         </w:rPr>
-        <w:t>3.1  Clone &amp; Install</w:t>
+      </w:pPr>
+      <w:proofErr w:type="gramStart"/>
+      <w:r>
+        <w:rPr>
+          <w:rFonts w:ascii="Calibri" w:hAnsi="Calibri"/>
+          <w:b/>
+          <w:color w:val="2263EB"/>
+        </w:rPr>
+        <w:t xml:space="preserve">3.1  </w:t>
+      </w:r>
+      <w:proofErr w:type="spellStart"/>
+      <w:r>
+        <w:rPr>
+          <w:rFonts w:ascii="Calibri" w:hAnsi="Calibri"/>
+          <w:b/>
+          <w:color w:val="2263EB"/>
+        </w:rPr>
+        <w:t>Prasyarat</w:t>
+      </w:r>
+      <w:proofErr w:type="spellEnd"/>
+      <w:proofErr w:type="gramEnd"/>
+    </w:p>
+    <w:p>
+      <w:pPr>
+        <w:spacing w:before="200" w:after="40"/>
+        <w:rPr>
+          <w:rFonts w:asciiTheme="majorHAnsi" w:hAnsiTheme="majorHAnsi" w:cstheme="majorHAnsi"/>
+          <w:sz w:val="21"/>
+          <w:szCs w:val="21"/>
+          <w:lang w:val="en-ID"/>
+        </w:rPr>
+      </w:pPr>
+      <w:proofErr w:type="spellStart"/>
+      <w:r>
+        <w:rPr>
+          <w:rFonts w:asciiTheme="majorHAnsi" w:hAnsiTheme="majorHAnsi" w:cstheme="majorHAnsi"/>
+          <w:sz w:val="21"/>
+          <w:szCs w:val="21"/>
+          <w:lang w:val="en-ID"/>
+        </w:rPr>
+        <w:t>Sebelum</w:t>
+      </w:r>
+      <w:proofErr w:type="spellEnd"/>
+      <w:r>
+        <w:rPr>
+          <w:rFonts w:asciiTheme="majorHAnsi" w:hAnsiTheme="majorHAnsi" w:cstheme="majorHAnsi"/>
+          <w:sz w:val="21"/>
+          <w:szCs w:val="21"/>
+          <w:lang w:val="en-ID"/>
+        </w:rPr>
+        <w:t xml:space="preserve"> </w:t>
+      </w:r>
+      <w:proofErr w:type="spellStart"/>
+      <w:r>
+        <w:rPr>
+          <w:rFonts w:asciiTheme="majorHAnsi" w:hAnsiTheme="majorHAnsi" w:cstheme="majorHAnsi"/>
+          <w:sz w:val="21"/>
+          <w:szCs w:val="21"/>
+          <w:lang w:val="en-ID"/>
+        </w:rPr>
+        <w:t>melakukan</w:t>
+      </w:r>
+      <w:proofErr w:type="spellEnd"/>
+      <w:r>
+        <w:rPr>
+          <w:rFonts w:asciiTheme="majorHAnsi" w:hAnsiTheme="majorHAnsi" w:cstheme="majorHAnsi"/>
+          <w:sz w:val="21"/>
+          <w:szCs w:val="21"/>
+          <w:lang w:val="en-ID"/>
+        </w:rPr>
+        <w:t xml:space="preserve"> </w:t>
+      </w:r>
+      <w:proofErr w:type="spellStart"/>
+      <w:r>
+        <w:rPr>
+          <w:rFonts w:asciiTheme="majorHAnsi" w:hAnsiTheme="majorHAnsi" w:cstheme="majorHAnsi"/>
+          <w:sz w:val="21"/>
+          <w:szCs w:val="21"/>
+          <w:lang w:val="en-ID"/>
+        </w:rPr>
+        <w:t>instalasi</w:t>
+      </w:r>
+      <w:proofErr w:type="spellEnd"/>
+      <w:r>
+        <w:rPr>
+          <w:rFonts w:asciiTheme="majorHAnsi" w:hAnsiTheme="majorHAnsi" w:cstheme="majorHAnsi"/>
+          <w:sz w:val="21"/>
+          <w:szCs w:val="21"/>
+          <w:lang w:val="en-ID"/>
+        </w:rPr>
+        <w:t xml:space="preserve"> dan </w:t>
+      </w:r>
+      <w:proofErr w:type="spellStart"/>
+      <w:r>
+        <w:rPr>
+          <w:rFonts w:asciiTheme="majorHAnsi" w:hAnsiTheme="majorHAnsi" w:cstheme="majorHAnsi"/>
+          <w:sz w:val="21"/>
+          <w:szCs w:val="21"/>
+          <w:lang w:val="en-ID"/>
+        </w:rPr>
+        <w:t>pengembangan</w:t>
+      </w:r>
+      <w:proofErr w:type="spellEnd"/>
+      <w:r>
+        <w:rPr>
+          <w:rFonts w:asciiTheme="majorHAnsi" w:hAnsiTheme="majorHAnsi" w:cstheme="majorHAnsi"/>
+          <w:sz w:val="21"/>
+          <w:szCs w:val="21"/>
+          <w:lang w:val="en-ID"/>
+        </w:rPr>
+        <w:t xml:space="preserve">, </w:t>
+      </w:r>
+      <w:proofErr w:type="spellStart"/>
+      <w:r>
+        <w:rPr>
+          <w:rFonts w:asciiTheme="majorHAnsi" w:hAnsiTheme="majorHAnsi" w:cstheme="majorHAnsi"/>
+          <w:sz w:val="21"/>
+          <w:szCs w:val="21"/>
+          <w:lang w:val="en-ID"/>
+        </w:rPr>
+        <w:t>pastikan</w:t>
+      </w:r>
+      <w:proofErr w:type="spellEnd"/>
+      <w:r>
+        <w:rPr>
+          <w:rFonts w:asciiTheme="majorHAnsi" w:hAnsiTheme="majorHAnsi" w:cstheme="majorHAnsi"/>
+          <w:sz w:val="21"/>
+          <w:szCs w:val="21"/>
+          <w:lang w:val="en-ID"/>
+        </w:rPr>
+        <w:t xml:space="preserve"> </w:t>
+      </w:r>
+      <w:proofErr w:type="spellStart"/>
+      <w:r>
+        <w:rPr>
+          <w:rFonts w:asciiTheme="majorHAnsi" w:hAnsiTheme="majorHAnsi" w:cstheme="majorHAnsi"/>
+          <w:sz w:val="21"/>
+          <w:szCs w:val="21"/>
+          <w:lang w:val="en-ID"/>
+        </w:rPr>
+        <w:t>sistem</w:t>
+      </w:r>
+      <w:proofErr w:type="spellEnd"/>
+      <w:r>
+        <w:rPr>
+          <w:rFonts w:asciiTheme="majorHAnsi" w:hAnsiTheme="majorHAnsi" w:cstheme="majorHAnsi"/>
+          <w:sz w:val="21"/>
+          <w:szCs w:val="21"/>
+          <w:lang w:val="en-ID"/>
+        </w:rPr>
+        <w:t xml:space="preserve"> Anda </w:t>
+      </w:r>
+      <w:proofErr w:type="spellStart"/>
+      <w:r>
+        <w:rPr>
+          <w:rFonts w:asciiTheme="majorHAnsi" w:hAnsiTheme="majorHAnsi" w:cstheme="majorHAnsi"/>
+          <w:sz w:val="21"/>
+          <w:szCs w:val="21"/>
+          <w:lang w:val="en-ID"/>
+        </w:rPr>
+        <w:t>telah</w:t>
+      </w:r>
+      <w:proofErr w:type="spellEnd"/>
+      <w:r>
+        <w:rPr>
+          <w:rFonts w:asciiTheme="majorHAnsi" w:hAnsiTheme="majorHAnsi" w:cstheme="majorHAnsi"/>
+          <w:sz w:val="21"/>
+          <w:szCs w:val="21"/>
+          <w:lang w:val="en-ID"/>
+        </w:rPr>
+        <w:t xml:space="preserve"> </w:t>
+      </w:r>
+      <w:proofErr w:type="spellStart"/>
+      <w:r>
+        <w:rPr>
+          <w:rFonts w:asciiTheme="majorHAnsi" w:hAnsiTheme="majorHAnsi" w:cstheme="majorHAnsi"/>
+          <w:sz w:val="21"/>
+          <w:szCs w:val="21"/>
+          <w:lang w:val="en-ID"/>
+        </w:rPr>
+        <w:t>memiliki</w:t>
+      </w:r>
+      <w:proofErr w:type="spellEnd"/>
+      <w:r>
+        <w:rPr>
+          <w:rFonts w:asciiTheme="majorHAnsi" w:hAnsiTheme="majorHAnsi" w:cstheme="majorHAnsi"/>
+          <w:sz w:val="21"/>
+          <w:szCs w:val="21"/>
+          <w:lang w:val="en-ID"/>
+        </w:rPr>
+        <w:t xml:space="preserve"> </w:t>
+      </w:r>
+      <w:proofErr w:type="spellStart"/>
+      <w:r>
+        <w:rPr>
+          <w:rFonts w:asciiTheme="majorHAnsi" w:hAnsiTheme="majorHAnsi" w:cstheme="majorHAnsi"/>
+          <w:sz w:val="21"/>
+          <w:szCs w:val="21"/>
+          <w:lang w:val="en-ID"/>
+        </w:rPr>
+        <w:t>perangkat</w:t>
+      </w:r>
+      <w:proofErr w:type="spellEnd"/>
+      <w:r>
+        <w:rPr>
+          <w:rFonts w:asciiTheme="majorHAnsi" w:hAnsiTheme="majorHAnsi" w:cstheme="majorHAnsi"/>
+          <w:sz w:val="21"/>
+          <w:szCs w:val="21"/>
+          <w:lang w:val="en-ID"/>
+        </w:rPr>
+        <w:t xml:space="preserve"> </w:t>
+      </w:r>
+      <w:proofErr w:type="spellStart"/>
+      <w:r>
+        <w:rPr>
+          <w:rFonts w:asciiTheme="majorHAnsi" w:hAnsiTheme="majorHAnsi" w:cstheme="majorHAnsi"/>
+          <w:sz w:val="21"/>
+          <w:szCs w:val="21"/>
+          <w:lang w:val="en-ID"/>
+        </w:rPr>
+        <w:t>lunak</w:t>
+      </w:r>
+      <w:proofErr w:type="spellEnd"/>
+      <w:r>
+        <w:rPr>
+          <w:rFonts w:asciiTheme="majorHAnsi" w:hAnsiTheme="majorHAnsi" w:cstheme="majorHAnsi"/>
+          <w:sz w:val="21"/>
+          <w:szCs w:val="21"/>
+          <w:lang w:val="en-ID"/>
+        </w:rPr>
+        <w:t xml:space="preserve"> dan </w:t>
+      </w:r>
+      <w:proofErr w:type="spellStart"/>
+      <w:r>
+        <w:rPr>
+          <w:rFonts w:asciiTheme="majorHAnsi" w:hAnsiTheme="majorHAnsi" w:cstheme="majorHAnsi"/>
+          <w:sz w:val="21"/>
+          <w:szCs w:val="21"/>
+          <w:lang w:val="en-ID"/>
+        </w:rPr>
+        <w:t>akses</w:t>
+      </w:r>
+      <w:proofErr w:type="spellEnd"/>
+      <w:r>
+        <w:rPr>
+          <w:rFonts w:asciiTheme="majorHAnsi" w:hAnsiTheme="majorHAnsi" w:cstheme="majorHAnsi"/>
+          <w:sz w:val="21"/>
+          <w:szCs w:val="21"/>
+          <w:lang w:val="en-ID"/>
+        </w:rPr>
+        <w:t xml:space="preserve"> </w:t>
+      </w:r>
+      <w:proofErr w:type="spellStart"/>
+      <w:r>
+        <w:rPr>
+          <w:rFonts w:asciiTheme="majorHAnsi" w:hAnsiTheme="majorHAnsi" w:cstheme="majorHAnsi"/>
+          <w:sz w:val="21"/>
+          <w:szCs w:val="21"/>
+          <w:lang w:val="en-ID"/>
+        </w:rPr>
+        <w:t>berikut</w:t>
+      </w:r>
+      <w:proofErr w:type="spellEnd"/>
+      <w:r>
+        <w:rPr>
+          <w:rFonts w:asciiTheme="majorHAnsi" w:hAnsiTheme="majorHAnsi" w:cstheme="majorHAnsi"/>
+          <w:sz w:val="21"/>
+          <w:szCs w:val="21"/>
+          <w:lang w:val="en-ID"/>
+        </w:rPr>
+        <w:t>:</w:t>
+      </w:r>
+    </w:p>
+    <w:p>
+      <w:pPr>
+        <w:numPr>
+          <w:ilvl w:val="0"/>
+          <w:numId w:val="10"/>
+        </w:numPr>
+        <w:spacing w:before="200" w:after="40"/>
+        <w:rPr>
+          <w:rFonts w:asciiTheme="majorHAnsi" w:hAnsiTheme="majorHAnsi" w:cstheme="majorHAnsi"/>
+          <w:sz w:val="21"/>
+          <w:szCs w:val="21"/>
+          <w:lang w:val="en-ID"/>
+        </w:rPr>
+      </w:pPr>
+      <w:r>
+        <w:rPr>
+          <w:rFonts w:asciiTheme="majorHAnsi" w:hAnsiTheme="majorHAnsi" w:cstheme="majorHAnsi"/>
+          <w:b/>
+          <w:bCs/>
+          <w:sz w:val="21"/>
+          <w:szCs w:val="21"/>
+          <w:lang w:val="en-ID"/>
+        </w:rPr>
+        <w:t xml:space="preserve">Node.js &amp; </w:t>
+      </w:r>
+      <w:proofErr w:type="spellStart"/>
+      <w:r>
+        <w:rPr>
+          <w:rFonts w:asciiTheme="majorHAnsi" w:hAnsiTheme="majorHAnsi" w:cstheme="majorHAnsi"/>
+          <w:b/>
+          <w:bCs/>
+          <w:sz w:val="21"/>
+          <w:szCs w:val="21"/>
+          <w:lang w:val="en-ID"/>
+        </w:rPr>
+        <w:t>npm</w:t>
+      </w:r>
+      <w:proofErr w:type="spellEnd"/>
+      <w:r>
+        <w:rPr>
+          <w:rFonts w:asciiTheme="majorHAnsi" w:hAnsiTheme="majorHAnsi" w:cstheme="majorHAnsi"/>
+          <w:sz w:val="21"/>
+          <w:szCs w:val="21"/>
+          <w:lang w:val="en-ID"/>
+        </w:rPr>
+        <w:t xml:space="preserve">: </w:t>
+      </w:r>
+      <w:proofErr w:type="spellStart"/>
+      <w:r>
+        <w:rPr>
+          <w:rFonts w:asciiTheme="majorHAnsi" w:hAnsiTheme="majorHAnsi" w:cstheme="majorHAnsi"/>
+          <w:sz w:val="21"/>
+          <w:szCs w:val="21"/>
+          <w:lang w:val="en-ID"/>
+        </w:rPr>
+        <w:t>Diperlukan</w:t>
+      </w:r>
+      <w:proofErr w:type="spellEnd"/>
+      <w:r>
+        <w:rPr>
+          <w:rFonts w:asciiTheme="majorHAnsi" w:hAnsiTheme="majorHAnsi" w:cstheme="majorHAnsi"/>
+          <w:sz w:val="21"/>
+          <w:szCs w:val="21"/>
+          <w:lang w:val="en-ID"/>
+        </w:rPr>
+        <w:t xml:space="preserve"> </w:t>
+      </w:r>
+      <w:proofErr w:type="spellStart"/>
+      <w:r>
+        <w:rPr>
+          <w:rFonts w:asciiTheme="majorHAnsi" w:hAnsiTheme="majorHAnsi" w:cstheme="majorHAnsi"/>
+          <w:sz w:val="21"/>
+          <w:szCs w:val="21"/>
+          <w:lang w:val="en-ID"/>
+        </w:rPr>
+        <w:t>untuk</w:t>
+      </w:r>
+      <w:proofErr w:type="spellEnd"/>
+      <w:r>
+        <w:rPr>
+          <w:rFonts w:asciiTheme="majorHAnsi" w:hAnsiTheme="majorHAnsi" w:cstheme="majorHAnsi"/>
+          <w:sz w:val="21"/>
+          <w:szCs w:val="21"/>
+          <w:lang w:val="en-ID"/>
+        </w:rPr>
+        <w:t xml:space="preserve"> </w:t>
+      </w:r>
+      <w:proofErr w:type="spellStart"/>
+      <w:r>
+        <w:rPr>
+          <w:rFonts w:asciiTheme="majorHAnsi" w:hAnsiTheme="majorHAnsi" w:cstheme="majorHAnsi"/>
+          <w:sz w:val="21"/>
+          <w:szCs w:val="21"/>
+          <w:lang w:val="en-ID"/>
+        </w:rPr>
+        <w:t>mengelola</w:t>
+      </w:r>
+      <w:proofErr w:type="spellEnd"/>
+      <w:r>
+        <w:rPr>
+          <w:rFonts w:asciiTheme="majorHAnsi" w:hAnsiTheme="majorHAnsi" w:cstheme="majorHAnsi"/>
+          <w:sz w:val="21"/>
+          <w:szCs w:val="21"/>
+          <w:lang w:val="en-ID"/>
+        </w:rPr>
+        <w:t xml:space="preserve"> </w:t>
+      </w:r>
+      <w:proofErr w:type="spellStart"/>
+      <w:r>
+        <w:rPr>
+          <w:rFonts w:asciiTheme="majorHAnsi" w:hAnsiTheme="majorHAnsi" w:cstheme="majorHAnsi"/>
+          <w:sz w:val="21"/>
+          <w:szCs w:val="21"/>
+          <w:lang w:val="en-ID"/>
+        </w:rPr>
+        <w:t>dependensi</w:t>
+      </w:r>
+      <w:proofErr w:type="spellEnd"/>
+      <w:r>
+        <w:rPr>
+          <w:rFonts w:asciiTheme="majorHAnsi" w:hAnsiTheme="majorHAnsi" w:cstheme="majorHAnsi"/>
+          <w:sz w:val="21"/>
+          <w:szCs w:val="21"/>
+          <w:lang w:val="en-ID"/>
+        </w:rPr>
+        <w:t xml:space="preserve"> dan </w:t>
+      </w:r>
+      <w:proofErr w:type="spellStart"/>
+      <w:r>
+        <w:rPr>
+          <w:rFonts w:asciiTheme="majorHAnsi" w:hAnsiTheme="majorHAnsi" w:cstheme="majorHAnsi"/>
+          <w:sz w:val="21"/>
+          <w:szCs w:val="21"/>
+          <w:lang w:val="en-ID"/>
+        </w:rPr>
+        <w:t>menjalankan</w:t>
+      </w:r>
+      <w:proofErr w:type="spellEnd"/>
+      <w:r>
+        <w:rPr>
+          <w:rFonts w:asciiTheme="majorHAnsi" w:hAnsiTheme="majorHAnsi" w:cstheme="majorHAnsi"/>
+          <w:sz w:val="21"/>
+          <w:szCs w:val="21"/>
+          <w:lang w:val="en-ID"/>
+        </w:rPr>
+        <w:t xml:space="preserve"> </w:t>
+      </w:r>
+      <w:r>
+        <w:rPr>
+          <w:rFonts w:asciiTheme="majorHAnsi" w:hAnsiTheme="majorHAnsi" w:cstheme="majorHAnsi"/>
+          <w:i/>
+          <w:iCs/>
+          <w:sz w:val="21"/>
+          <w:szCs w:val="21"/>
+          <w:lang w:val="en-ID"/>
+        </w:rPr>
+        <w:t>development server</w:t>
+      </w:r>
+      <w:r>
+        <w:rPr>
+          <w:rFonts w:asciiTheme="majorHAnsi" w:hAnsiTheme="majorHAnsi" w:cstheme="majorHAnsi"/>
+          <w:sz w:val="21"/>
+          <w:szCs w:val="21"/>
+          <w:lang w:val="en-ID"/>
+        </w:rPr>
+        <w:t xml:space="preserve">. </w:t>
+      </w:r>
+      <w:proofErr w:type="spellStart"/>
+      <w:r>
+        <w:rPr>
+          <w:rFonts w:asciiTheme="majorHAnsi" w:hAnsiTheme="majorHAnsi" w:cstheme="majorHAnsi"/>
+          <w:sz w:val="21"/>
+          <w:szCs w:val="21"/>
+          <w:lang w:val="en-ID"/>
+        </w:rPr>
+        <w:t>Disarankan</w:t>
+      </w:r>
+      <w:proofErr w:type="spellEnd"/>
+      <w:r>
+        <w:rPr>
+          <w:rFonts w:asciiTheme="majorHAnsi" w:hAnsiTheme="majorHAnsi" w:cstheme="majorHAnsi"/>
+          <w:sz w:val="21"/>
+          <w:szCs w:val="21"/>
+          <w:lang w:val="en-ID"/>
+        </w:rPr>
+        <w:t xml:space="preserve"> </w:t>
+      </w:r>
+      <w:proofErr w:type="spellStart"/>
+      <w:r>
+        <w:rPr>
+          <w:rFonts w:asciiTheme="majorHAnsi" w:hAnsiTheme="majorHAnsi" w:cstheme="majorHAnsi"/>
+          <w:sz w:val="21"/>
+          <w:szCs w:val="21"/>
+          <w:lang w:val="en-ID"/>
+        </w:rPr>
+        <w:t>menggunakan</w:t>
+      </w:r>
+      <w:proofErr w:type="spellEnd"/>
+      <w:r>
+        <w:rPr>
+          <w:rFonts w:asciiTheme="majorHAnsi" w:hAnsiTheme="majorHAnsi" w:cstheme="majorHAnsi"/>
+          <w:sz w:val="21"/>
+          <w:szCs w:val="21"/>
+          <w:lang w:val="en-ID"/>
+        </w:rPr>
+        <w:t xml:space="preserve"> </w:t>
+      </w:r>
+      <w:proofErr w:type="spellStart"/>
+      <w:r>
+        <w:rPr>
+          <w:rFonts w:asciiTheme="majorHAnsi" w:hAnsiTheme="majorHAnsi" w:cstheme="majorHAnsi"/>
+          <w:sz w:val="21"/>
+          <w:szCs w:val="21"/>
+          <w:lang w:val="en-ID"/>
+        </w:rPr>
+        <w:t>versi</w:t>
+      </w:r>
+      <w:proofErr w:type="spellEnd"/>
+      <w:r>
+        <w:rPr>
+          <w:rFonts w:asciiTheme="majorHAnsi" w:hAnsiTheme="majorHAnsi" w:cstheme="majorHAnsi"/>
+          <w:sz w:val="21"/>
+          <w:szCs w:val="21"/>
+          <w:lang w:val="en-ID"/>
+        </w:rPr>
+        <w:t xml:space="preserve"> LTS </w:t>
+      </w:r>
+      <w:proofErr w:type="spellStart"/>
+      <w:r>
+        <w:rPr>
+          <w:rFonts w:asciiTheme="majorHAnsi" w:hAnsiTheme="majorHAnsi" w:cstheme="majorHAnsi"/>
+          <w:sz w:val="21"/>
+          <w:szCs w:val="21"/>
+          <w:lang w:val="en-ID"/>
+        </w:rPr>
+        <w:t>terbaru</w:t>
+      </w:r>
+      <w:proofErr w:type="spellEnd"/>
+      <w:r>
+        <w:rPr>
+          <w:rFonts w:asciiTheme="majorHAnsi" w:hAnsiTheme="majorHAnsi" w:cstheme="majorHAnsi"/>
+          <w:sz w:val="21"/>
+          <w:szCs w:val="21"/>
+          <w:lang w:val="en-ID"/>
+        </w:rPr>
+        <w:t xml:space="preserve"> (</w:t>
+      </w:r>
+      <w:proofErr w:type="spellStart"/>
+      <w:r>
+        <w:rPr>
+          <w:rFonts w:asciiTheme="majorHAnsi" w:hAnsiTheme="majorHAnsi" w:cstheme="majorHAnsi"/>
+          <w:sz w:val="21"/>
+          <w:szCs w:val="21"/>
+          <w:lang w:val="en-ID"/>
+        </w:rPr>
+        <w:t>misalnya</w:t>
+      </w:r>
+      <w:proofErr w:type="spellEnd"/>
+      <w:r>
+        <w:rPr>
+          <w:rFonts w:asciiTheme="majorHAnsi" w:hAnsiTheme="majorHAnsi" w:cstheme="majorHAnsi"/>
+          <w:sz w:val="21"/>
+          <w:szCs w:val="21"/>
+          <w:lang w:val="en-ID"/>
+        </w:rPr>
+        <w:t xml:space="preserve"> v18 </w:t>
+      </w:r>
+      <w:proofErr w:type="spellStart"/>
+      <w:r>
+        <w:rPr>
+          <w:rFonts w:asciiTheme="majorHAnsi" w:hAnsiTheme="majorHAnsi" w:cstheme="majorHAnsi"/>
+          <w:sz w:val="21"/>
+          <w:szCs w:val="21"/>
+          <w:lang w:val="en-ID"/>
+        </w:rPr>
+        <w:t>atau</w:t>
+      </w:r>
+      <w:proofErr w:type="spellEnd"/>
+      <w:r>
+        <w:rPr>
+          <w:rFonts w:asciiTheme="majorHAnsi" w:hAnsiTheme="majorHAnsi" w:cstheme="majorHAnsi"/>
+          <w:sz w:val="21"/>
+          <w:szCs w:val="21"/>
+          <w:lang w:val="en-ID"/>
+        </w:rPr>
+        <w:t xml:space="preserve"> v20).</w:t>
+      </w:r>
+    </w:p>
+    <w:p>
+      <w:pPr>
+        <w:numPr>
+          <w:ilvl w:val="0"/>
+          <w:numId w:val="10"/>
+        </w:numPr>
+        <w:spacing w:before="200" w:after="40"/>
+        <w:rPr>
+          <w:rFonts w:asciiTheme="majorHAnsi" w:hAnsiTheme="majorHAnsi" w:cstheme="majorHAnsi"/>
+          <w:sz w:val="21"/>
+          <w:szCs w:val="21"/>
+          <w:lang w:val="en-ID"/>
+        </w:rPr>
+      </w:pPr>
+      <w:r>
+        <w:rPr>
+          <w:rFonts w:asciiTheme="majorHAnsi" w:hAnsiTheme="majorHAnsi" w:cstheme="majorHAnsi"/>
+          <w:b/>
+          <w:bCs/>
+          <w:sz w:val="21"/>
+          <w:szCs w:val="21"/>
+          <w:lang w:val="en-ID"/>
+        </w:rPr>
+        <w:t>Git</w:t>
+      </w:r>
+      <w:r>
+        <w:rPr>
+          <w:rFonts w:asciiTheme="majorHAnsi" w:hAnsiTheme="majorHAnsi" w:cstheme="majorHAnsi"/>
+          <w:sz w:val="21"/>
+          <w:szCs w:val="21"/>
+          <w:lang w:val="en-ID"/>
+        </w:rPr>
+        <w:t xml:space="preserve">: </w:t>
+      </w:r>
+      <w:proofErr w:type="spellStart"/>
+      <w:r>
+        <w:rPr>
+          <w:rFonts w:asciiTheme="majorHAnsi" w:hAnsiTheme="majorHAnsi" w:cstheme="majorHAnsi"/>
+          <w:sz w:val="21"/>
+          <w:szCs w:val="21"/>
+          <w:lang w:val="en-ID"/>
+        </w:rPr>
+        <w:t>Digunakan</w:t>
+      </w:r>
+      <w:proofErr w:type="spellEnd"/>
+      <w:r>
+        <w:rPr>
+          <w:rFonts w:asciiTheme="majorHAnsi" w:hAnsiTheme="majorHAnsi" w:cstheme="majorHAnsi"/>
+          <w:sz w:val="21"/>
+          <w:szCs w:val="21"/>
+          <w:lang w:val="en-ID"/>
+        </w:rPr>
+        <w:t xml:space="preserve"> </w:t>
+      </w:r>
+      <w:proofErr w:type="spellStart"/>
+      <w:r>
+        <w:rPr>
+          <w:rFonts w:asciiTheme="majorHAnsi" w:hAnsiTheme="majorHAnsi" w:cstheme="majorHAnsi"/>
+          <w:sz w:val="21"/>
+          <w:szCs w:val="21"/>
+          <w:lang w:val="en-ID"/>
+        </w:rPr>
+        <w:t>untuk</w:t>
+      </w:r>
+      <w:proofErr w:type="spellEnd"/>
+      <w:r>
+        <w:rPr>
+          <w:rFonts w:asciiTheme="majorHAnsi" w:hAnsiTheme="majorHAnsi" w:cstheme="majorHAnsi"/>
+          <w:sz w:val="21"/>
+          <w:szCs w:val="21"/>
+          <w:lang w:val="en-ID"/>
+        </w:rPr>
+        <w:t xml:space="preserve"> </w:t>
+      </w:r>
+      <w:proofErr w:type="spellStart"/>
+      <w:r>
+        <w:rPr>
+          <w:rFonts w:asciiTheme="majorHAnsi" w:hAnsiTheme="majorHAnsi" w:cstheme="majorHAnsi"/>
+          <w:sz w:val="21"/>
+          <w:szCs w:val="21"/>
+          <w:lang w:val="en-ID"/>
+        </w:rPr>
+        <w:t>menarik</w:t>
+      </w:r>
+      <w:proofErr w:type="spellEnd"/>
+      <w:r>
+        <w:rPr>
+          <w:rFonts w:asciiTheme="majorHAnsi" w:hAnsiTheme="majorHAnsi" w:cstheme="majorHAnsi"/>
+          <w:sz w:val="21"/>
+          <w:szCs w:val="21"/>
+          <w:lang w:val="en-ID"/>
+        </w:rPr>
+        <w:t xml:space="preserve"> (</w:t>
+      </w:r>
+      <w:r>
+        <w:rPr>
+          <w:rFonts w:asciiTheme="majorHAnsi" w:hAnsiTheme="majorHAnsi" w:cstheme="majorHAnsi"/>
+          <w:i/>
+          <w:iCs/>
+          <w:sz w:val="21"/>
+          <w:szCs w:val="21"/>
+          <w:lang w:val="en-ID"/>
+        </w:rPr>
+        <w:t>clone</w:t>
+      </w:r>
+      <w:r>
+        <w:rPr>
+          <w:rFonts w:asciiTheme="majorHAnsi" w:hAnsiTheme="majorHAnsi" w:cstheme="majorHAnsi"/>
+          <w:sz w:val="21"/>
+          <w:szCs w:val="21"/>
+          <w:lang w:val="en-ID"/>
+        </w:rPr>
+        <w:t xml:space="preserve">) </w:t>
+      </w:r>
+      <w:proofErr w:type="spellStart"/>
+      <w:r>
+        <w:rPr>
+          <w:rFonts w:asciiTheme="majorHAnsi" w:hAnsiTheme="majorHAnsi" w:cstheme="majorHAnsi"/>
+          <w:sz w:val="21"/>
+          <w:szCs w:val="21"/>
+          <w:lang w:val="en-ID"/>
+        </w:rPr>
+        <w:t>repositori</w:t>
+      </w:r>
+      <w:proofErr w:type="spellEnd"/>
+      <w:r>
+        <w:rPr>
+          <w:rFonts w:asciiTheme="majorHAnsi" w:hAnsiTheme="majorHAnsi" w:cstheme="majorHAnsi"/>
+          <w:sz w:val="21"/>
+          <w:szCs w:val="21"/>
+          <w:lang w:val="en-ID"/>
+        </w:rPr>
+        <w:t xml:space="preserve"> </w:t>
+      </w:r>
+      <w:proofErr w:type="spellStart"/>
+      <w:r>
+        <w:rPr>
+          <w:rFonts w:asciiTheme="majorHAnsi" w:hAnsiTheme="majorHAnsi" w:cstheme="majorHAnsi"/>
+          <w:sz w:val="21"/>
+          <w:szCs w:val="21"/>
+          <w:lang w:val="en-ID"/>
+        </w:rPr>
+        <w:t>dari</w:t>
+      </w:r>
+      <w:proofErr w:type="spellEnd"/>
+      <w:r>
+        <w:rPr>
+          <w:rFonts w:asciiTheme="majorHAnsi" w:hAnsiTheme="majorHAnsi" w:cstheme="majorHAnsi"/>
+          <w:sz w:val="21"/>
+          <w:szCs w:val="21"/>
+          <w:lang w:val="en-ID"/>
+        </w:rPr>
+        <w:t xml:space="preserve"> GitHub.</w:t>
+      </w:r>
+    </w:p>
+    <w:p>
+      <w:pPr>
+        <w:numPr>
+          <w:ilvl w:val="0"/>
+          <w:numId w:val="10"/>
+        </w:numPr>
+        <w:spacing w:before="200" w:after="40"/>
+        <w:rPr>
+          <w:rFonts w:asciiTheme="majorHAnsi" w:hAnsiTheme="majorHAnsi" w:cstheme="majorHAnsi"/>
+          <w:sz w:val="21"/>
+          <w:szCs w:val="21"/>
+          <w:lang w:val="en-ID"/>
+        </w:rPr>
+      </w:pPr>
+      <w:r>
+        <w:rPr>
+          <w:rFonts w:asciiTheme="majorHAnsi" w:hAnsiTheme="majorHAnsi" w:cstheme="majorHAnsi"/>
+          <w:b/>
+          <w:bCs/>
+          <w:sz w:val="21"/>
+          <w:szCs w:val="21"/>
+          <w:lang w:val="en-ID"/>
+        </w:rPr>
+        <w:t>Microsoft Visual Studio Code (VS Code)</w:t>
+      </w:r>
+      <w:r>
+        <w:rPr>
+          <w:rFonts w:asciiTheme="majorHAnsi" w:hAnsiTheme="majorHAnsi" w:cstheme="majorHAnsi"/>
+          <w:sz w:val="21"/>
+          <w:szCs w:val="21"/>
+          <w:lang w:val="en-ID"/>
+        </w:rPr>
+        <w:t xml:space="preserve">: </w:t>
+      </w:r>
+      <w:r>
+        <w:rPr>
+          <w:rFonts w:asciiTheme="majorHAnsi" w:hAnsiTheme="majorHAnsi" w:cstheme="majorHAnsi"/>
+          <w:i/>
+          <w:iCs/>
+          <w:sz w:val="21"/>
+          <w:szCs w:val="21"/>
+          <w:lang w:val="en-ID"/>
+        </w:rPr>
+        <w:t>Code editor</w:t>
+      </w:r>
+      <w:r>
+        <w:rPr>
+          <w:rFonts w:asciiTheme="majorHAnsi" w:hAnsiTheme="majorHAnsi" w:cstheme="majorHAnsi"/>
+          <w:sz w:val="21"/>
+          <w:szCs w:val="21"/>
+          <w:lang w:val="en-ID"/>
+        </w:rPr>
+        <w:t xml:space="preserve"> </w:t>
+      </w:r>
+      <w:proofErr w:type="spellStart"/>
+      <w:r>
+        <w:rPr>
+          <w:rFonts w:asciiTheme="majorHAnsi" w:hAnsiTheme="majorHAnsi" w:cstheme="majorHAnsi"/>
+          <w:sz w:val="21"/>
+          <w:szCs w:val="21"/>
+          <w:lang w:val="en-ID"/>
+        </w:rPr>
+        <w:t>dari</w:t>
+      </w:r>
+      <w:proofErr w:type="spellEnd"/>
+      <w:r>
+        <w:rPr>
+          <w:rFonts w:asciiTheme="majorHAnsi" w:hAnsiTheme="majorHAnsi" w:cstheme="majorHAnsi"/>
+          <w:sz w:val="21"/>
+          <w:szCs w:val="21"/>
+          <w:lang w:val="en-ID"/>
+        </w:rPr>
+        <w:t xml:space="preserve"> Microsoft yang sangat </w:t>
+      </w:r>
+      <w:proofErr w:type="spellStart"/>
+      <w:r>
+        <w:rPr>
+          <w:rFonts w:asciiTheme="majorHAnsi" w:hAnsiTheme="majorHAnsi" w:cstheme="majorHAnsi"/>
+          <w:sz w:val="21"/>
+          <w:szCs w:val="21"/>
+          <w:lang w:val="en-ID"/>
+        </w:rPr>
+        <w:t>direkomendasikan</w:t>
+      </w:r>
+      <w:proofErr w:type="spellEnd"/>
+      <w:r>
+        <w:rPr>
+          <w:rFonts w:asciiTheme="majorHAnsi" w:hAnsiTheme="majorHAnsi" w:cstheme="majorHAnsi"/>
+          <w:sz w:val="21"/>
+          <w:szCs w:val="21"/>
+          <w:lang w:val="en-ID"/>
+        </w:rPr>
+        <w:t xml:space="preserve">. Anda </w:t>
+      </w:r>
+      <w:proofErr w:type="spellStart"/>
+      <w:r>
+        <w:rPr>
+          <w:rFonts w:asciiTheme="majorHAnsi" w:hAnsiTheme="majorHAnsi" w:cstheme="majorHAnsi"/>
+          <w:sz w:val="21"/>
+          <w:szCs w:val="21"/>
+          <w:lang w:val="en-ID"/>
+        </w:rPr>
+        <w:t>dapat</w:t>
+      </w:r>
+      <w:proofErr w:type="spellEnd"/>
+      <w:r>
+        <w:rPr>
+          <w:rFonts w:asciiTheme="majorHAnsi" w:hAnsiTheme="majorHAnsi" w:cstheme="majorHAnsi"/>
+          <w:sz w:val="21"/>
+          <w:szCs w:val="21"/>
+          <w:lang w:val="en-ID"/>
+        </w:rPr>
+        <w:t xml:space="preserve"> </w:t>
+      </w:r>
+      <w:proofErr w:type="spellStart"/>
+      <w:r>
+        <w:rPr>
+          <w:rFonts w:asciiTheme="majorHAnsi" w:hAnsiTheme="majorHAnsi" w:cstheme="majorHAnsi"/>
+          <w:sz w:val="21"/>
+          <w:szCs w:val="21"/>
+          <w:lang w:val="en-ID"/>
+        </w:rPr>
+        <w:t>menginstal</w:t>
+      </w:r>
+      <w:proofErr w:type="spellEnd"/>
+      <w:r>
+        <w:rPr>
+          <w:rFonts w:asciiTheme="majorHAnsi" w:hAnsiTheme="majorHAnsi" w:cstheme="majorHAnsi"/>
+          <w:sz w:val="21"/>
+          <w:szCs w:val="21"/>
+          <w:lang w:val="en-ID"/>
+        </w:rPr>
+        <w:t xml:space="preserve"> </w:t>
+      </w:r>
+      <w:proofErr w:type="spellStart"/>
+      <w:r>
+        <w:rPr>
+          <w:rFonts w:asciiTheme="majorHAnsi" w:hAnsiTheme="majorHAnsi" w:cstheme="majorHAnsi"/>
+          <w:sz w:val="21"/>
+          <w:szCs w:val="21"/>
+          <w:lang w:val="en-ID"/>
+        </w:rPr>
+        <w:t>ekstensi</w:t>
+      </w:r>
+      <w:proofErr w:type="spellEnd"/>
+      <w:r>
+        <w:rPr>
+          <w:rFonts w:asciiTheme="majorHAnsi" w:hAnsiTheme="majorHAnsi" w:cstheme="majorHAnsi"/>
+          <w:sz w:val="21"/>
+          <w:szCs w:val="21"/>
+          <w:lang w:val="en-ID"/>
+        </w:rPr>
+        <w:t xml:space="preserve"> </w:t>
+      </w:r>
+      <w:proofErr w:type="spellStart"/>
+      <w:r>
+        <w:rPr>
+          <w:rFonts w:asciiTheme="majorHAnsi" w:hAnsiTheme="majorHAnsi" w:cstheme="majorHAnsi"/>
+          <w:sz w:val="21"/>
+          <w:szCs w:val="21"/>
+          <w:lang w:val="en-ID"/>
+        </w:rPr>
+        <w:t>tambahan</w:t>
+      </w:r>
+      <w:proofErr w:type="spellEnd"/>
+      <w:r>
+        <w:rPr>
+          <w:rFonts w:asciiTheme="majorHAnsi" w:hAnsiTheme="majorHAnsi" w:cstheme="majorHAnsi"/>
+          <w:sz w:val="21"/>
+          <w:szCs w:val="21"/>
+          <w:lang w:val="en-ID"/>
+        </w:rPr>
+        <w:t xml:space="preserve"> </w:t>
+      </w:r>
+      <w:proofErr w:type="spellStart"/>
+      <w:r>
+        <w:rPr>
+          <w:rFonts w:asciiTheme="majorHAnsi" w:hAnsiTheme="majorHAnsi" w:cstheme="majorHAnsi"/>
+          <w:sz w:val="21"/>
+          <w:szCs w:val="21"/>
+          <w:lang w:val="en-ID"/>
+        </w:rPr>
+        <w:t>seperti</w:t>
+      </w:r>
+      <w:proofErr w:type="spellEnd"/>
+      <w:r>
+        <w:rPr>
+          <w:rFonts w:asciiTheme="majorHAnsi" w:hAnsiTheme="majorHAnsi" w:cstheme="majorHAnsi"/>
+          <w:sz w:val="21"/>
+          <w:szCs w:val="21"/>
+          <w:lang w:val="en-ID"/>
+        </w:rPr>
+        <w:t xml:space="preserve"> </w:t>
+      </w:r>
+      <w:proofErr w:type="spellStart"/>
+      <w:r>
+        <w:rPr>
+          <w:rFonts w:asciiTheme="majorHAnsi" w:hAnsiTheme="majorHAnsi" w:cstheme="majorHAnsi"/>
+          <w:i/>
+          <w:iCs/>
+          <w:sz w:val="21"/>
+          <w:szCs w:val="21"/>
+          <w:lang w:val="en-ID"/>
+        </w:rPr>
+        <w:t>ESLint</w:t>
+      </w:r>
+      <w:proofErr w:type="spellEnd"/>
+      <w:r>
+        <w:rPr>
+          <w:rFonts w:asciiTheme="majorHAnsi" w:hAnsiTheme="majorHAnsi" w:cstheme="majorHAnsi"/>
+          <w:sz w:val="21"/>
+          <w:szCs w:val="21"/>
+          <w:lang w:val="en-ID"/>
+        </w:rPr>
+        <w:t xml:space="preserve"> </w:t>
+      </w:r>
+      <w:proofErr w:type="spellStart"/>
+      <w:r>
+        <w:rPr>
+          <w:rFonts w:asciiTheme="majorHAnsi" w:hAnsiTheme="majorHAnsi" w:cstheme="majorHAnsi"/>
+          <w:sz w:val="21"/>
+          <w:szCs w:val="21"/>
+          <w:lang w:val="en-ID"/>
+        </w:rPr>
+        <w:t>atau</w:t>
+      </w:r>
+      <w:proofErr w:type="spellEnd"/>
+      <w:r>
+        <w:rPr>
+          <w:rFonts w:asciiTheme="majorHAnsi" w:hAnsiTheme="majorHAnsi" w:cstheme="majorHAnsi"/>
+          <w:sz w:val="21"/>
+          <w:szCs w:val="21"/>
+          <w:lang w:val="en-ID"/>
+        </w:rPr>
+        <w:t xml:space="preserve"> </w:t>
+      </w:r>
+      <w:r>
+        <w:rPr>
+          <w:rFonts w:asciiTheme="majorHAnsi" w:hAnsiTheme="majorHAnsi" w:cstheme="majorHAnsi"/>
+          <w:i/>
+          <w:iCs/>
+          <w:sz w:val="21"/>
+          <w:szCs w:val="21"/>
+          <w:lang w:val="en-ID"/>
+        </w:rPr>
+        <w:t>Power Platform Tools</w:t>
+      </w:r>
+      <w:r>
+        <w:rPr>
+          <w:rFonts w:asciiTheme="majorHAnsi" w:hAnsiTheme="majorHAnsi" w:cstheme="majorHAnsi"/>
+          <w:sz w:val="21"/>
+          <w:szCs w:val="21"/>
+          <w:lang w:val="en-ID"/>
+        </w:rPr>
+        <w:t xml:space="preserve"> </w:t>
+      </w:r>
+      <w:proofErr w:type="spellStart"/>
+      <w:r>
+        <w:rPr>
+          <w:rFonts w:asciiTheme="majorHAnsi" w:hAnsiTheme="majorHAnsi" w:cstheme="majorHAnsi"/>
+          <w:sz w:val="21"/>
+          <w:szCs w:val="21"/>
+          <w:lang w:val="en-ID"/>
+        </w:rPr>
+        <w:t>untuk</w:t>
+      </w:r>
+      <w:proofErr w:type="spellEnd"/>
+      <w:r>
+        <w:rPr>
+          <w:rFonts w:asciiTheme="majorHAnsi" w:hAnsiTheme="majorHAnsi" w:cstheme="majorHAnsi"/>
+          <w:sz w:val="21"/>
+          <w:szCs w:val="21"/>
+          <w:lang w:val="en-ID"/>
+        </w:rPr>
+        <w:t xml:space="preserve"> </w:t>
+      </w:r>
+      <w:proofErr w:type="spellStart"/>
+      <w:r>
+        <w:rPr>
+          <w:rFonts w:asciiTheme="majorHAnsi" w:hAnsiTheme="majorHAnsi" w:cstheme="majorHAnsi"/>
+          <w:sz w:val="21"/>
+          <w:szCs w:val="21"/>
+          <w:lang w:val="en-ID"/>
+        </w:rPr>
+        <w:t>mempermudah</w:t>
+      </w:r>
+      <w:proofErr w:type="spellEnd"/>
+      <w:r>
+        <w:rPr>
+          <w:rFonts w:asciiTheme="majorHAnsi" w:hAnsiTheme="majorHAnsi" w:cstheme="majorHAnsi"/>
+          <w:sz w:val="21"/>
+          <w:szCs w:val="21"/>
+          <w:lang w:val="en-ID"/>
+        </w:rPr>
+        <w:t xml:space="preserve"> </w:t>
+      </w:r>
+      <w:proofErr w:type="spellStart"/>
+      <w:r>
+        <w:rPr>
+          <w:rFonts w:asciiTheme="majorHAnsi" w:hAnsiTheme="majorHAnsi" w:cstheme="majorHAnsi"/>
+          <w:sz w:val="21"/>
+          <w:szCs w:val="21"/>
+          <w:lang w:val="en-ID"/>
+        </w:rPr>
+        <w:t>pengembangan</w:t>
+      </w:r>
+      <w:proofErr w:type="spellEnd"/>
+      <w:r>
+        <w:rPr>
+          <w:rFonts w:asciiTheme="majorHAnsi" w:hAnsiTheme="majorHAnsi" w:cstheme="majorHAnsi"/>
+          <w:sz w:val="21"/>
+          <w:szCs w:val="21"/>
+          <w:lang w:val="en-ID"/>
+        </w:rPr>
+        <w:t>.</w:t>
+      </w:r>
+    </w:p>
+    <w:p>
+      <w:pPr>
+        <w:numPr>
+          <w:ilvl w:val="0"/>
+          <w:numId w:val="10"/>
+        </w:numPr>
+        <w:spacing w:before="200" w:after="40"/>
+        <w:rPr>
+          <w:rFonts w:asciiTheme="majorHAnsi" w:hAnsiTheme="majorHAnsi" w:cstheme="majorHAnsi"/>
+          <w:sz w:val="21"/>
+          <w:szCs w:val="21"/>
+          <w:lang w:val="en-ID"/>
+        </w:rPr>
+      </w:pPr>
+      <w:r>
+        <w:rPr>
+          <w:rFonts w:asciiTheme="majorHAnsi" w:hAnsiTheme="majorHAnsi" w:cstheme="majorHAnsi"/>
+          <w:b/>
+          <w:bCs/>
+          <w:sz w:val="21"/>
+          <w:szCs w:val="21"/>
+          <w:lang w:val="en-ID"/>
+        </w:rPr>
+        <w:t>Akun / Environment Microsoft Power Apps</w:t>
+      </w:r>
+      <w:r>
+        <w:rPr>
+          <w:rFonts w:asciiTheme="majorHAnsi" w:hAnsiTheme="majorHAnsi" w:cstheme="majorHAnsi"/>
+          <w:sz w:val="21"/>
+          <w:szCs w:val="21"/>
+          <w:lang w:val="en-ID"/>
+        </w:rPr>
+        <w:t xml:space="preserve">: Akses </w:t>
+      </w:r>
+      <w:proofErr w:type="spellStart"/>
+      <w:r>
+        <w:rPr>
+          <w:rFonts w:asciiTheme="majorHAnsi" w:hAnsiTheme="majorHAnsi" w:cstheme="majorHAnsi"/>
+          <w:sz w:val="21"/>
+          <w:szCs w:val="21"/>
+          <w:lang w:val="en-ID"/>
+        </w:rPr>
+        <w:t>ke</w:t>
+      </w:r>
+      <w:proofErr w:type="spellEnd"/>
+      <w:r>
+        <w:rPr>
+          <w:rFonts w:asciiTheme="majorHAnsi" w:hAnsiTheme="majorHAnsi" w:cstheme="majorHAnsi"/>
+          <w:sz w:val="21"/>
+          <w:szCs w:val="21"/>
+          <w:lang w:val="en-ID"/>
+        </w:rPr>
+        <w:t xml:space="preserve"> </w:t>
+      </w:r>
+      <w:r>
+        <w:rPr>
+          <w:rFonts w:asciiTheme="majorHAnsi" w:hAnsiTheme="majorHAnsi" w:cstheme="majorHAnsi"/>
+          <w:i/>
+          <w:iCs/>
+          <w:sz w:val="21"/>
+          <w:szCs w:val="21"/>
+          <w:lang w:val="en-ID"/>
+        </w:rPr>
+        <w:t>environment</w:t>
+      </w:r>
+      <w:r>
+        <w:rPr>
+          <w:rFonts w:asciiTheme="majorHAnsi" w:hAnsiTheme="majorHAnsi" w:cstheme="majorHAnsi"/>
+          <w:sz w:val="21"/>
+          <w:szCs w:val="21"/>
+          <w:lang w:val="en-ID"/>
+        </w:rPr>
+        <w:t xml:space="preserve"> Power Platform </w:t>
+      </w:r>
+      <w:proofErr w:type="spellStart"/>
+      <w:r>
+        <w:rPr>
+          <w:rFonts w:asciiTheme="majorHAnsi" w:hAnsiTheme="majorHAnsi" w:cstheme="majorHAnsi"/>
+          <w:sz w:val="21"/>
+          <w:szCs w:val="21"/>
+          <w:lang w:val="en-ID"/>
+        </w:rPr>
+        <w:t>aktif</w:t>
+      </w:r>
+      <w:proofErr w:type="spellEnd"/>
+      <w:r>
+        <w:rPr>
+          <w:rFonts w:asciiTheme="majorHAnsi" w:hAnsiTheme="majorHAnsi" w:cstheme="majorHAnsi"/>
+          <w:sz w:val="21"/>
+          <w:szCs w:val="21"/>
+          <w:lang w:val="en-ID"/>
+        </w:rPr>
+        <w:t xml:space="preserve"> </w:t>
+      </w:r>
+      <w:proofErr w:type="spellStart"/>
+      <w:r>
+        <w:rPr>
+          <w:rFonts w:asciiTheme="majorHAnsi" w:hAnsiTheme="majorHAnsi" w:cstheme="majorHAnsi"/>
+          <w:sz w:val="21"/>
+          <w:szCs w:val="21"/>
+          <w:lang w:val="en-ID"/>
+        </w:rPr>
+        <w:t>diperlukan</w:t>
+      </w:r>
+      <w:proofErr w:type="spellEnd"/>
+      <w:r>
+        <w:rPr>
+          <w:rFonts w:asciiTheme="majorHAnsi" w:hAnsiTheme="majorHAnsi" w:cstheme="majorHAnsi"/>
+          <w:sz w:val="21"/>
+          <w:szCs w:val="21"/>
+          <w:lang w:val="en-ID"/>
+        </w:rPr>
+        <w:t xml:space="preserve"> </w:t>
+      </w:r>
+      <w:proofErr w:type="spellStart"/>
+      <w:r>
+        <w:rPr>
+          <w:rFonts w:asciiTheme="majorHAnsi" w:hAnsiTheme="majorHAnsi" w:cstheme="majorHAnsi"/>
+          <w:sz w:val="21"/>
+          <w:szCs w:val="21"/>
+          <w:lang w:val="en-ID"/>
+        </w:rPr>
+        <w:t>karena</w:t>
+      </w:r>
+      <w:proofErr w:type="spellEnd"/>
+      <w:r>
+        <w:rPr>
+          <w:rFonts w:asciiTheme="majorHAnsi" w:hAnsiTheme="majorHAnsi" w:cstheme="majorHAnsi"/>
+          <w:sz w:val="21"/>
+          <w:szCs w:val="21"/>
+          <w:lang w:val="en-ID"/>
+        </w:rPr>
+        <w:t xml:space="preserve"> </w:t>
+      </w:r>
+      <w:proofErr w:type="spellStart"/>
+      <w:r>
+        <w:rPr>
+          <w:rFonts w:asciiTheme="majorHAnsi" w:hAnsiTheme="majorHAnsi" w:cstheme="majorHAnsi"/>
+          <w:sz w:val="21"/>
+          <w:szCs w:val="21"/>
+          <w:lang w:val="en-ID"/>
+        </w:rPr>
+        <w:t>aplikasi</w:t>
+      </w:r>
+      <w:proofErr w:type="spellEnd"/>
+      <w:r>
+        <w:rPr>
+          <w:rFonts w:asciiTheme="majorHAnsi" w:hAnsiTheme="majorHAnsi" w:cstheme="majorHAnsi"/>
+          <w:sz w:val="21"/>
+          <w:szCs w:val="21"/>
+          <w:lang w:val="en-ID"/>
+        </w:rPr>
+        <w:t xml:space="preserve"> </w:t>
+      </w:r>
+      <w:proofErr w:type="spellStart"/>
+      <w:r>
+        <w:rPr>
+          <w:rFonts w:asciiTheme="majorHAnsi" w:hAnsiTheme="majorHAnsi" w:cstheme="majorHAnsi"/>
+          <w:sz w:val="21"/>
+          <w:szCs w:val="21"/>
+          <w:lang w:val="en-ID"/>
+        </w:rPr>
+        <w:t>ini</w:t>
+      </w:r>
+      <w:proofErr w:type="spellEnd"/>
+      <w:r>
+        <w:rPr>
+          <w:rFonts w:asciiTheme="majorHAnsi" w:hAnsiTheme="majorHAnsi" w:cstheme="majorHAnsi"/>
+          <w:sz w:val="21"/>
+          <w:szCs w:val="21"/>
+          <w:lang w:val="en-ID"/>
+        </w:rPr>
+        <w:t xml:space="preserve"> </w:t>
+      </w:r>
+      <w:proofErr w:type="spellStart"/>
+      <w:r>
+        <w:rPr>
+          <w:rFonts w:asciiTheme="majorHAnsi" w:hAnsiTheme="majorHAnsi" w:cstheme="majorHAnsi"/>
+          <w:sz w:val="21"/>
+          <w:szCs w:val="21"/>
+          <w:lang w:val="en-ID"/>
+        </w:rPr>
+        <w:t>menggunakan</w:t>
+      </w:r>
+      <w:proofErr w:type="spellEnd"/>
+      <w:r>
+        <w:rPr>
+          <w:rFonts w:asciiTheme="majorHAnsi" w:hAnsiTheme="majorHAnsi" w:cstheme="majorHAnsi"/>
+          <w:sz w:val="21"/>
+          <w:szCs w:val="21"/>
+          <w:lang w:val="en-ID"/>
+        </w:rPr>
+        <w:t xml:space="preserve"> </w:t>
+      </w:r>
+      <w:r>
+        <w:rPr>
+          <w:rFonts w:asciiTheme="majorHAnsi" w:hAnsiTheme="majorHAnsi" w:cstheme="majorHAnsi"/>
+          <w:i/>
+          <w:iCs/>
+          <w:sz w:val="21"/>
+          <w:szCs w:val="21"/>
+          <w:lang w:val="en-ID"/>
+        </w:rPr>
+        <w:t>plugin</w:t>
+      </w:r>
+      <w:r>
+        <w:rPr>
+          <w:rFonts w:asciiTheme="majorHAnsi" w:hAnsiTheme="majorHAnsi" w:cstheme="majorHAnsi"/>
+          <w:sz w:val="21"/>
+          <w:szCs w:val="21"/>
+          <w:lang w:val="en-ID"/>
+        </w:rPr>
+        <w:t xml:space="preserve"> @microsoft/power-apps-vite </w:t>
+      </w:r>
+      <w:proofErr w:type="spellStart"/>
+      <w:r>
+        <w:rPr>
+          <w:rFonts w:asciiTheme="majorHAnsi" w:hAnsiTheme="majorHAnsi" w:cstheme="majorHAnsi"/>
+          <w:sz w:val="21"/>
+          <w:szCs w:val="21"/>
+          <w:lang w:val="en-ID"/>
+        </w:rPr>
+        <w:t>untuk</w:t>
+      </w:r>
+      <w:proofErr w:type="spellEnd"/>
+      <w:r>
+        <w:rPr>
+          <w:rFonts w:asciiTheme="majorHAnsi" w:hAnsiTheme="majorHAnsi" w:cstheme="majorHAnsi"/>
+          <w:sz w:val="21"/>
+          <w:szCs w:val="21"/>
+          <w:lang w:val="en-ID"/>
+        </w:rPr>
+        <w:t xml:space="preserve"> </w:t>
+      </w:r>
+      <w:proofErr w:type="spellStart"/>
+      <w:r>
+        <w:rPr>
+          <w:rFonts w:asciiTheme="majorHAnsi" w:hAnsiTheme="majorHAnsi" w:cstheme="majorHAnsi"/>
+          <w:sz w:val="21"/>
+          <w:szCs w:val="21"/>
+          <w:lang w:val="en-ID"/>
+        </w:rPr>
+        <w:t>melakukan</w:t>
+      </w:r>
+      <w:proofErr w:type="spellEnd"/>
+      <w:r>
+        <w:rPr>
+          <w:rFonts w:asciiTheme="majorHAnsi" w:hAnsiTheme="majorHAnsi" w:cstheme="majorHAnsi"/>
+          <w:sz w:val="21"/>
+          <w:szCs w:val="21"/>
+          <w:lang w:val="en-ID"/>
+        </w:rPr>
+        <w:t xml:space="preserve"> </w:t>
+      </w:r>
+      <w:r>
+        <w:rPr>
+          <w:rFonts w:asciiTheme="majorHAnsi" w:hAnsiTheme="majorHAnsi" w:cstheme="majorHAnsi"/>
+          <w:i/>
+          <w:iCs/>
+          <w:sz w:val="21"/>
+          <w:szCs w:val="21"/>
+          <w:lang w:val="en-ID"/>
+        </w:rPr>
+        <w:t>proxy</w:t>
+      </w:r>
+      <w:r>
+        <w:rPr>
+          <w:rFonts w:asciiTheme="majorHAnsi" w:hAnsiTheme="majorHAnsi" w:cstheme="majorHAnsi"/>
+          <w:sz w:val="21"/>
+          <w:szCs w:val="21"/>
+          <w:lang w:val="en-ID"/>
+        </w:rPr>
+        <w:t xml:space="preserve"> </w:t>
+      </w:r>
+      <w:proofErr w:type="spellStart"/>
+      <w:r>
+        <w:rPr>
+          <w:rFonts w:asciiTheme="majorHAnsi" w:hAnsiTheme="majorHAnsi" w:cstheme="majorHAnsi"/>
+          <w:sz w:val="21"/>
+          <w:szCs w:val="21"/>
+          <w:lang w:val="en-ID"/>
+        </w:rPr>
+        <w:t>ke</w:t>
+      </w:r>
+      <w:proofErr w:type="spellEnd"/>
+      <w:r>
+        <w:rPr>
+          <w:rFonts w:asciiTheme="majorHAnsi" w:hAnsiTheme="majorHAnsi" w:cstheme="majorHAnsi"/>
+          <w:sz w:val="21"/>
+          <w:szCs w:val="21"/>
+          <w:lang w:val="en-ID"/>
+        </w:rPr>
+        <w:t xml:space="preserve"> </w:t>
+      </w:r>
+      <w:proofErr w:type="spellStart"/>
+      <w:r>
+        <w:rPr>
+          <w:rFonts w:asciiTheme="majorHAnsi" w:hAnsiTheme="majorHAnsi" w:cstheme="majorHAnsi"/>
+          <w:sz w:val="21"/>
+          <w:szCs w:val="21"/>
+          <w:lang w:val="en-ID"/>
+        </w:rPr>
+        <w:t>lapisan</w:t>
+      </w:r>
+      <w:proofErr w:type="spellEnd"/>
+      <w:r>
+        <w:rPr>
+          <w:rFonts w:asciiTheme="majorHAnsi" w:hAnsiTheme="majorHAnsi" w:cstheme="majorHAnsi"/>
+          <w:sz w:val="21"/>
+          <w:szCs w:val="21"/>
+          <w:lang w:val="en-ID"/>
+        </w:rPr>
+        <w:t xml:space="preserve"> </w:t>
+      </w:r>
+      <w:r>
+        <w:rPr>
+          <w:rFonts w:asciiTheme="majorHAnsi" w:hAnsiTheme="majorHAnsi" w:cstheme="majorHAnsi"/>
+          <w:i/>
+          <w:iCs/>
+          <w:sz w:val="21"/>
+          <w:szCs w:val="21"/>
+          <w:lang w:val="en-ID"/>
+        </w:rPr>
+        <w:t>host</w:t>
+      </w:r>
+      <w:r>
+        <w:rPr>
+          <w:rFonts w:asciiTheme="majorHAnsi" w:hAnsiTheme="majorHAnsi" w:cstheme="majorHAnsi"/>
+          <w:sz w:val="21"/>
+          <w:szCs w:val="21"/>
+          <w:lang w:val="en-ID"/>
+        </w:rPr>
+        <w:t xml:space="preserve"> Power Apps.</w:t>
+      </w:r>
+    </w:p>
+    <w:p>
+      <w:pPr>
+        <w:numPr>
+          <w:ilvl w:val="0"/>
+          <w:numId w:val="10"/>
+        </w:numPr>
+        <w:spacing w:before="200" w:after="40"/>
+        <w:rPr>
+          <w:rFonts w:asciiTheme="majorHAnsi" w:hAnsiTheme="majorHAnsi" w:cstheme="majorHAnsi"/>
+          <w:sz w:val="21"/>
+          <w:szCs w:val="21"/>
+          <w:lang w:val="en-ID"/>
+        </w:rPr>
+      </w:pPr>
+      <w:r>
+        <w:rPr>
+          <w:rFonts w:asciiTheme="majorHAnsi" w:hAnsiTheme="majorHAnsi" w:cstheme="majorHAnsi"/>
+          <w:b/>
+          <w:bCs/>
+          <w:sz w:val="21"/>
+          <w:szCs w:val="21"/>
+          <w:lang w:val="en-ID"/>
+        </w:rPr>
+        <w:t>Microsoft Power Platform CLI (</w:t>
+      </w:r>
+      <w:proofErr w:type="spellStart"/>
+      <w:r>
+        <w:rPr>
+          <w:rFonts w:asciiTheme="majorHAnsi" w:hAnsiTheme="majorHAnsi" w:cstheme="majorHAnsi"/>
+          <w:b/>
+          <w:bCs/>
+          <w:sz w:val="21"/>
+          <w:szCs w:val="21"/>
+          <w:lang w:val="en-ID"/>
+        </w:rPr>
+        <w:t>pac</w:t>
+      </w:r>
+      <w:proofErr w:type="spellEnd"/>
+      <w:r>
+        <w:rPr>
+          <w:rFonts w:asciiTheme="majorHAnsi" w:hAnsiTheme="majorHAnsi" w:cstheme="majorHAnsi"/>
+          <w:b/>
+          <w:bCs/>
+          <w:sz w:val="21"/>
+          <w:szCs w:val="21"/>
+          <w:lang w:val="en-ID"/>
+        </w:rPr>
+        <w:t xml:space="preserve"> cli)</w:t>
+      </w:r>
+      <w:r>
+        <w:rPr>
+          <w:rFonts w:asciiTheme="majorHAnsi" w:hAnsiTheme="majorHAnsi" w:cstheme="majorHAnsi"/>
+          <w:sz w:val="21"/>
+          <w:szCs w:val="21"/>
+          <w:lang w:val="en-ID"/>
+        </w:rPr>
+        <w:t xml:space="preserve"> </w:t>
+      </w:r>
+      <w:r>
+        <w:rPr>
+          <w:rFonts w:asciiTheme="majorHAnsi" w:hAnsiTheme="majorHAnsi" w:cstheme="majorHAnsi"/>
+          <w:i/>
+          <w:iCs/>
+          <w:sz w:val="21"/>
+          <w:szCs w:val="21"/>
+          <w:lang w:val="en-ID"/>
+        </w:rPr>
+        <w:t>(</w:t>
+      </w:r>
+      <w:proofErr w:type="spellStart"/>
+      <w:r>
+        <w:rPr>
+          <w:rFonts w:asciiTheme="majorHAnsi" w:hAnsiTheme="majorHAnsi" w:cstheme="majorHAnsi"/>
+          <w:i/>
+          <w:iCs/>
+          <w:sz w:val="21"/>
+          <w:szCs w:val="21"/>
+          <w:u w:val="single"/>
+          <w:lang w:val="en-ID"/>
+        </w:rPr>
+        <w:t>Opsional</w:t>
+      </w:r>
+      <w:proofErr w:type="spellEnd"/>
+      <w:r>
+        <w:rPr>
+          <w:rFonts w:asciiTheme="majorHAnsi" w:hAnsiTheme="majorHAnsi" w:cstheme="majorHAnsi"/>
+          <w:i/>
+          <w:iCs/>
+          <w:sz w:val="21"/>
+          <w:szCs w:val="21"/>
+          <w:lang w:val="en-ID"/>
+        </w:rPr>
+        <w:t>/</w:t>
+      </w:r>
+      <w:proofErr w:type="spellStart"/>
+      <w:r>
+        <w:rPr>
+          <w:rFonts w:asciiTheme="majorHAnsi" w:hAnsiTheme="majorHAnsi" w:cstheme="majorHAnsi"/>
+          <w:i/>
+          <w:iCs/>
+          <w:sz w:val="21"/>
+          <w:szCs w:val="21"/>
+          <w:lang w:val="en-ID"/>
+        </w:rPr>
+        <w:t>Direkomendasikan</w:t>
+      </w:r>
+      <w:proofErr w:type="spellEnd"/>
+      <w:r>
+        <w:rPr>
+          <w:rFonts w:asciiTheme="majorHAnsi" w:hAnsiTheme="majorHAnsi" w:cstheme="majorHAnsi"/>
+          <w:i/>
+          <w:iCs/>
+          <w:sz w:val="21"/>
+          <w:szCs w:val="21"/>
+          <w:lang w:val="en-ID"/>
+        </w:rPr>
+        <w:t>)</w:t>
+      </w:r>
+      <w:r>
+        <w:rPr>
+          <w:rFonts w:asciiTheme="majorHAnsi" w:hAnsiTheme="majorHAnsi" w:cstheme="majorHAnsi"/>
+          <w:sz w:val="21"/>
+          <w:szCs w:val="21"/>
+          <w:lang w:val="en-ID"/>
+        </w:rPr>
+        <w:t xml:space="preserve">: </w:t>
+      </w:r>
+      <w:r>
+        <w:rPr>
+          <w:rFonts w:asciiTheme="majorHAnsi" w:hAnsiTheme="majorHAnsi" w:cstheme="majorHAnsi"/>
+          <w:i/>
+          <w:iCs/>
+          <w:sz w:val="21"/>
+          <w:szCs w:val="21"/>
+          <w:lang w:val="en-ID"/>
+        </w:rPr>
+        <w:t>Command-line interface</w:t>
+      </w:r>
+      <w:r>
+        <w:rPr>
+          <w:rFonts w:asciiTheme="majorHAnsi" w:hAnsiTheme="majorHAnsi" w:cstheme="majorHAnsi"/>
+          <w:sz w:val="21"/>
+          <w:szCs w:val="21"/>
+          <w:lang w:val="en-ID"/>
+        </w:rPr>
+        <w:t xml:space="preserve"> </w:t>
+      </w:r>
+      <w:proofErr w:type="spellStart"/>
+      <w:r>
+        <w:rPr>
+          <w:rFonts w:asciiTheme="majorHAnsi" w:hAnsiTheme="majorHAnsi" w:cstheme="majorHAnsi"/>
+          <w:sz w:val="21"/>
+          <w:szCs w:val="21"/>
+          <w:lang w:val="en-ID"/>
+        </w:rPr>
+        <w:t>resmi</w:t>
+      </w:r>
+      <w:proofErr w:type="spellEnd"/>
+      <w:r>
+        <w:rPr>
+          <w:rFonts w:asciiTheme="majorHAnsi" w:hAnsiTheme="majorHAnsi" w:cstheme="majorHAnsi"/>
+          <w:sz w:val="21"/>
+          <w:szCs w:val="21"/>
+          <w:lang w:val="en-ID"/>
+        </w:rPr>
+        <w:t xml:space="preserve"> </w:t>
+      </w:r>
+      <w:proofErr w:type="spellStart"/>
+      <w:r>
+        <w:rPr>
+          <w:rFonts w:asciiTheme="majorHAnsi" w:hAnsiTheme="majorHAnsi" w:cstheme="majorHAnsi"/>
+          <w:sz w:val="21"/>
+          <w:szCs w:val="21"/>
+          <w:lang w:val="en-ID"/>
+        </w:rPr>
+        <w:t>dari</w:t>
+      </w:r>
+      <w:proofErr w:type="spellEnd"/>
+      <w:r>
+        <w:rPr>
+          <w:rFonts w:asciiTheme="majorHAnsi" w:hAnsiTheme="majorHAnsi" w:cstheme="majorHAnsi"/>
+          <w:sz w:val="21"/>
+          <w:szCs w:val="21"/>
+          <w:lang w:val="en-ID"/>
+        </w:rPr>
+        <w:t xml:space="preserve"> Microsoft yang </w:t>
+      </w:r>
+      <w:proofErr w:type="spellStart"/>
+      <w:r>
+        <w:rPr>
+          <w:rFonts w:asciiTheme="majorHAnsi" w:hAnsiTheme="majorHAnsi" w:cstheme="majorHAnsi"/>
+          <w:sz w:val="21"/>
+          <w:szCs w:val="21"/>
+          <w:lang w:val="en-ID"/>
+        </w:rPr>
+        <w:t>berguna</w:t>
+      </w:r>
+      <w:proofErr w:type="spellEnd"/>
+      <w:r>
+        <w:rPr>
+          <w:rFonts w:asciiTheme="majorHAnsi" w:hAnsiTheme="majorHAnsi" w:cstheme="majorHAnsi"/>
+          <w:sz w:val="21"/>
+          <w:szCs w:val="21"/>
+          <w:lang w:val="en-ID"/>
+        </w:rPr>
+        <w:t xml:space="preserve"> </w:t>
+      </w:r>
+      <w:proofErr w:type="spellStart"/>
+      <w:r>
+        <w:rPr>
+          <w:rFonts w:asciiTheme="majorHAnsi" w:hAnsiTheme="majorHAnsi" w:cstheme="majorHAnsi"/>
+          <w:sz w:val="21"/>
+          <w:szCs w:val="21"/>
+          <w:lang w:val="en-ID"/>
+        </w:rPr>
+        <w:t>jika</w:t>
+      </w:r>
+      <w:proofErr w:type="spellEnd"/>
+      <w:r>
+        <w:rPr>
+          <w:rFonts w:asciiTheme="majorHAnsi" w:hAnsiTheme="majorHAnsi" w:cstheme="majorHAnsi"/>
+          <w:sz w:val="21"/>
+          <w:szCs w:val="21"/>
+          <w:lang w:val="en-ID"/>
+        </w:rPr>
+        <w:t xml:space="preserve"> Anda </w:t>
+      </w:r>
+      <w:proofErr w:type="spellStart"/>
+      <w:r>
+        <w:rPr>
+          <w:rFonts w:asciiTheme="majorHAnsi" w:hAnsiTheme="majorHAnsi" w:cstheme="majorHAnsi"/>
+          <w:sz w:val="21"/>
+          <w:szCs w:val="21"/>
+          <w:lang w:val="en-ID"/>
+        </w:rPr>
+        <w:t>perlu</w:t>
+      </w:r>
+      <w:proofErr w:type="spellEnd"/>
+      <w:r>
+        <w:rPr>
+          <w:rFonts w:asciiTheme="majorHAnsi" w:hAnsiTheme="majorHAnsi" w:cstheme="majorHAnsi"/>
+          <w:sz w:val="21"/>
+          <w:szCs w:val="21"/>
+          <w:lang w:val="en-ID"/>
+        </w:rPr>
+        <w:t xml:space="preserve"> </w:t>
+      </w:r>
+      <w:proofErr w:type="spellStart"/>
+      <w:r>
+        <w:rPr>
+          <w:rFonts w:asciiTheme="majorHAnsi" w:hAnsiTheme="majorHAnsi" w:cstheme="majorHAnsi"/>
+          <w:sz w:val="21"/>
+          <w:szCs w:val="21"/>
+          <w:lang w:val="en-ID"/>
+        </w:rPr>
+        <w:t>mengelola</w:t>
+      </w:r>
+      <w:proofErr w:type="spellEnd"/>
+      <w:r>
+        <w:rPr>
+          <w:rFonts w:asciiTheme="majorHAnsi" w:hAnsiTheme="majorHAnsi" w:cstheme="majorHAnsi"/>
+          <w:sz w:val="21"/>
+          <w:szCs w:val="21"/>
+          <w:lang w:val="en-ID"/>
+        </w:rPr>
+        <w:t xml:space="preserve">, </w:t>
+      </w:r>
+      <w:proofErr w:type="spellStart"/>
+      <w:r>
+        <w:rPr>
+          <w:rFonts w:asciiTheme="majorHAnsi" w:hAnsiTheme="majorHAnsi" w:cstheme="majorHAnsi"/>
+          <w:sz w:val="21"/>
+          <w:szCs w:val="21"/>
+          <w:lang w:val="en-ID"/>
+        </w:rPr>
+        <w:t>melakukan</w:t>
+      </w:r>
+      <w:proofErr w:type="spellEnd"/>
+      <w:r>
+        <w:rPr>
+          <w:rFonts w:asciiTheme="majorHAnsi" w:hAnsiTheme="majorHAnsi" w:cstheme="majorHAnsi"/>
+          <w:sz w:val="21"/>
+          <w:szCs w:val="21"/>
+          <w:lang w:val="en-ID"/>
+        </w:rPr>
+        <w:t xml:space="preserve"> </w:t>
+      </w:r>
+      <w:r>
+        <w:rPr>
+          <w:rFonts w:asciiTheme="majorHAnsi" w:hAnsiTheme="majorHAnsi" w:cstheme="majorHAnsi"/>
+          <w:i/>
+          <w:iCs/>
+          <w:sz w:val="21"/>
+          <w:szCs w:val="21"/>
+          <w:lang w:val="en-ID"/>
+        </w:rPr>
+        <w:t>build</w:t>
+      </w:r>
+      <w:r>
+        <w:rPr>
+          <w:rFonts w:asciiTheme="majorHAnsi" w:hAnsiTheme="majorHAnsi" w:cstheme="majorHAnsi"/>
+          <w:sz w:val="21"/>
+          <w:szCs w:val="21"/>
+          <w:lang w:val="en-ID"/>
+        </w:rPr>
+        <w:t xml:space="preserve">, </w:t>
+      </w:r>
+      <w:proofErr w:type="spellStart"/>
+      <w:r>
+        <w:rPr>
+          <w:rFonts w:asciiTheme="majorHAnsi" w:hAnsiTheme="majorHAnsi" w:cstheme="majorHAnsi"/>
+          <w:sz w:val="21"/>
+          <w:szCs w:val="21"/>
+          <w:lang w:val="en-ID"/>
+        </w:rPr>
+        <w:t>atau</w:t>
+      </w:r>
+      <w:proofErr w:type="spellEnd"/>
+      <w:r>
+        <w:rPr>
+          <w:rFonts w:asciiTheme="majorHAnsi" w:hAnsiTheme="majorHAnsi" w:cstheme="majorHAnsi"/>
+          <w:sz w:val="21"/>
+          <w:szCs w:val="21"/>
+          <w:lang w:val="en-ID"/>
+        </w:rPr>
+        <w:t xml:space="preserve"> </w:t>
+      </w:r>
+      <w:r>
+        <w:rPr>
+          <w:rFonts w:asciiTheme="majorHAnsi" w:hAnsiTheme="majorHAnsi" w:cstheme="majorHAnsi"/>
+          <w:i/>
+          <w:iCs/>
+          <w:sz w:val="21"/>
+          <w:szCs w:val="21"/>
+          <w:lang w:val="en-ID"/>
+        </w:rPr>
+        <w:t>deploy</w:t>
+      </w:r>
+      <w:r>
+        <w:rPr>
+          <w:rFonts w:asciiTheme="majorHAnsi" w:hAnsiTheme="majorHAnsi" w:cstheme="majorHAnsi"/>
+          <w:sz w:val="21"/>
+          <w:szCs w:val="21"/>
+          <w:lang w:val="en-ID"/>
+        </w:rPr>
+        <w:t xml:space="preserve"> </w:t>
+      </w:r>
+      <w:proofErr w:type="spellStart"/>
+      <w:r>
+        <w:rPr>
+          <w:rFonts w:asciiTheme="majorHAnsi" w:hAnsiTheme="majorHAnsi" w:cstheme="majorHAnsi"/>
+          <w:sz w:val="21"/>
+          <w:szCs w:val="21"/>
+          <w:lang w:val="en-ID"/>
+        </w:rPr>
+        <w:t>komponen</w:t>
+      </w:r>
+      <w:proofErr w:type="spellEnd"/>
+      <w:r>
+        <w:rPr>
+          <w:rFonts w:asciiTheme="majorHAnsi" w:hAnsiTheme="majorHAnsi" w:cstheme="majorHAnsi"/>
+          <w:sz w:val="21"/>
+          <w:szCs w:val="21"/>
+          <w:lang w:val="en-ID"/>
+        </w:rPr>
+        <w:t xml:space="preserve"> (</w:t>
+      </w:r>
+      <w:r>
+        <w:rPr>
+          <w:rFonts w:asciiTheme="majorHAnsi" w:hAnsiTheme="majorHAnsi" w:cstheme="majorHAnsi"/>
+          <w:i/>
+          <w:iCs/>
+          <w:sz w:val="21"/>
+          <w:szCs w:val="21"/>
+          <w:lang w:val="en-ID"/>
+        </w:rPr>
+        <w:t>Power Apps Component Framework / PCF</w:t>
+      </w:r>
+      <w:r>
+        <w:rPr>
+          <w:rFonts w:asciiTheme="majorHAnsi" w:hAnsiTheme="majorHAnsi" w:cstheme="majorHAnsi"/>
+          <w:sz w:val="21"/>
+          <w:szCs w:val="21"/>
+          <w:lang w:val="en-ID"/>
+        </w:rPr>
+        <w:t xml:space="preserve">) </w:t>
+      </w:r>
+      <w:proofErr w:type="spellStart"/>
+      <w:r>
+        <w:rPr>
+          <w:rFonts w:asciiTheme="majorHAnsi" w:hAnsiTheme="majorHAnsi" w:cstheme="majorHAnsi"/>
+          <w:sz w:val="21"/>
+          <w:szCs w:val="21"/>
+          <w:lang w:val="en-ID"/>
+        </w:rPr>
+        <w:t>langsung</w:t>
+      </w:r>
+      <w:proofErr w:type="spellEnd"/>
+      <w:r>
+        <w:rPr>
+          <w:rFonts w:asciiTheme="majorHAnsi" w:hAnsiTheme="majorHAnsi" w:cstheme="majorHAnsi"/>
+          <w:sz w:val="21"/>
+          <w:szCs w:val="21"/>
+          <w:lang w:val="en-ID"/>
+        </w:rPr>
+        <w:t xml:space="preserve"> </w:t>
+      </w:r>
+      <w:proofErr w:type="spellStart"/>
+      <w:r>
+        <w:rPr>
+          <w:rFonts w:asciiTheme="majorHAnsi" w:hAnsiTheme="majorHAnsi" w:cstheme="majorHAnsi"/>
+          <w:sz w:val="21"/>
+          <w:szCs w:val="21"/>
+          <w:lang w:val="en-ID"/>
+        </w:rPr>
+        <w:t>ke</w:t>
+      </w:r>
+      <w:proofErr w:type="spellEnd"/>
+      <w:r>
+        <w:rPr>
+          <w:rFonts w:asciiTheme="majorHAnsi" w:hAnsiTheme="majorHAnsi" w:cstheme="majorHAnsi"/>
+          <w:sz w:val="21"/>
+          <w:szCs w:val="21"/>
+          <w:lang w:val="en-ID"/>
+        </w:rPr>
+        <w:t xml:space="preserve"> </w:t>
+      </w:r>
+      <w:r>
+        <w:rPr>
+          <w:rFonts w:asciiTheme="majorHAnsi" w:hAnsiTheme="majorHAnsi" w:cstheme="majorHAnsi"/>
+          <w:i/>
+          <w:iCs/>
+          <w:sz w:val="21"/>
+          <w:szCs w:val="21"/>
+          <w:lang w:val="en-ID"/>
+        </w:rPr>
+        <w:t>environment</w:t>
+      </w:r>
+      <w:r>
+        <w:rPr>
+          <w:rFonts w:asciiTheme="majorHAnsi" w:hAnsiTheme="majorHAnsi" w:cstheme="majorHAnsi"/>
+          <w:sz w:val="21"/>
+          <w:szCs w:val="21"/>
+          <w:lang w:val="en-ID"/>
+        </w:rPr>
+        <w:t>.</w:t>
+      </w:r>
+    </w:p>
+    <w:p>
+      <w:pPr>
+        <w:spacing w:after="40"/>
+        <w:ind w:left="720"/>
+        <w:rPr>
+          <w:rFonts w:asciiTheme="majorHAnsi" w:hAnsiTheme="majorHAnsi" w:cstheme="majorHAnsi"/>
+          <w:sz w:val="21"/>
+          <w:szCs w:val="21"/>
+          <w:lang w:val="en-ID"/>
+        </w:rPr>
+      </w:pPr>
+      <w:hyperlink r:id="rId7" w:history="1">
+        <w:r>
+          <w:rPr>
+            <w:rStyle w:val="Hyperlink"/>
+            <w:rFonts w:asciiTheme="majorHAnsi" w:hAnsiTheme="majorHAnsi" w:cstheme="majorHAnsi"/>
+            <w:sz w:val="21"/>
+            <w:szCs w:val="21"/>
+            <w:lang w:val="en-ID"/>
+          </w:rPr>
+          <w:t>https://learn.microsoft.com/en-us/power-platform/developer/howto/install-cli-msi</w:t>
+        </w:r>
+      </w:hyperlink>
+      <w:r>
+        <w:rPr>
+          <w:rFonts w:asciiTheme="majorHAnsi" w:hAnsiTheme="majorHAnsi" w:cstheme="majorHAnsi"/>
+          <w:sz w:val="21"/>
+          <w:szCs w:val="21"/>
+          <w:lang w:val="en-ID"/>
+        </w:rPr>
+        <w:t xml:space="preserve"> </w:t>
+      </w:r>
+    </w:p>
+    <w:p>
+      <w:pPr>
+        <w:spacing w:after="40"/>
+        <w:rPr>
+          <w:rFonts w:asciiTheme="majorHAnsi" w:hAnsiTheme="majorHAnsi" w:cstheme="majorHAnsi"/>
+          <w:sz w:val="21"/>
+          <w:szCs w:val="21"/>
+          <w:lang w:val="en-ID"/>
+        </w:rPr>
+      </w:pPr>
+    </w:p>
+    <w:p>
+      <w:pPr>
+        <w:spacing w:before="200" w:after="40"/>
+        <w:rPr>
+          <w:rFonts w:ascii="Calibri" w:hAnsi="Calibri"/>
+          <w:b/>
+          <w:color w:val="2263EB"/>
+        </w:rPr>
+      </w:pPr>
+      <w:proofErr w:type="gramStart"/>
+      <w:r>
+        <w:rPr>
+          <w:rFonts w:ascii="Calibri" w:hAnsi="Calibri"/>
+          <w:b/>
+          <w:color w:val="2263EB"/>
+        </w:rPr>
+        <w:t>3.</w:t>
+      </w:r>
+      <w:r>
+        <w:rPr>
+          <w:rFonts w:ascii="Calibri" w:hAnsi="Calibri"/>
+          <w:b/>
+          <w:color w:val="2263EB"/>
+        </w:rPr>
+        <w:t>2</w:t>
+      </w:r>
+      <w:r>
+        <w:rPr>
+          <w:rFonts w:ascii="Calibri" w:hAnsi="Calibri"/>
+          <w:b/>
+          <w:color w:val="2263EB"/>
+        </w:rPr>
+        <w:t xml:space="preserve">  </w:t>
+      </w:r>
+      <w:proofErr w:type="spellStart"/>
+      <w:r>
+        <w:rPr>
+          <w:rFonts w:ascii="Calibri" w:hAnsi="Calibri"/>
+          <w:b/>
+          <w:color w:val="2263EB"/>
+        </w:rPr>
+        <w:t>Konfigurasi</w:t>
+      </w:r>
+      <w:proofErr w:type="spellEnd"/>
+      <w:proofErr w:type="gramEnd"/>
+      <w:r>
+        <w:rPr>
+          <w:rFonts w:ascii="Calibri" w:hAnsi="Calibri"/>
+          <w:b/>
+          <w:color w:val="2263EB"/>
+        </w:rPr>
+        <w:t xml:space="preserve"> </w:t>
+      </w:r>
+      <w:r>
+        <w:rPr>
+          <w:rFonts w:ascii="Calibri" w:hAnsi="Calibri"/>
+          <w:b/>
+          <w:color w:val="2263EB"/>
+        </w:rPr>
+        <w:t>Team Environments</w:t>
+      </w:r>
+      <w:r>
+        <w:rPr>
+          <w:rFonts w:ascii="Calibri" w:hAnsi="Calibri"/>
+          <w:b/>
+          <w:color w:val="2263EB"/>
+        </w:rPr>
+        <w:t xml:space="preserve"> Power Apps</w:t>
+      </w:r>
+      <w:r>
+        <w:rPr>
+          <w:rFonts w:ascii="Calibri" w:hAnsi="Calibri"/>
+          <w:b/>
+          <w:i/>
+          <w:iCs/>
+          <w:color w:val="2263EB"/>
+        </w:rPr>
+        <w:t xml:space="preserve"> (Optional)</w:t>
+      </w:r>
+    </w:p>
+    <w:p>
+      <w:pPr>
+        <w:spacing w:after="40"/>
+        <w:rPr>
+          <w:rFonts w:asciiTheme="majorHAnsi" w:hAnsiTheme="majorHAnsi" w:cstheme="majorHAnsi"/>
+          <w:sz w:val="21"/>
+          <w:szCs w:val="21"/>
+          <w:lang w:val="en-ID"/>
+        </w:rPr>
+      </w:pPr>
+      <w:proofErr w:type="spellStart"/>
+      <w:r>
+        <w:rPr>
+          <w:rFonts w:asciiTheme="majorHAnsi" w:hAnsiTheme="majorHAnsi" w:cstheme="majorHAnsi"/>
+          <w:sz w:val="21"/>
+          <w:szCs w:val="21"/>
+          <w:lang w:val="en-ID"/>
+        </w:rPr>
+        <w:t>Setiap</w:t>
+      </w:r>
+      <w:proofErr w:type="spellEnd"/>
+      <w:r>
+        <w:rPr>
+          <w:rFonts w:asciiTheme="majorHAnsi" w:hAnsiTheme="majorHAnsi" w:cstheme="majorHAnsi"/>
+          <w:sz w:val="21"/>
+          <w:szCs w:val="21"/>
+          <w:lang w:val="en-ID"/>
+        </w:rPr>
+        <w:t xml:space="preserve"> </w:t>
+      </w:r>
+      <w:proofErr w:type="spellStart"/>
+      <w:r>
+        <w:rPr>
+          <w:rFonts w:asciiTheme="majorHAnsi" w:hAnsiTheme="majorHAnsi" w:cstheme="majorHAnsi"/>
+          <w:sz w:val="21"/>
+          <w:szCs w:val="21"/>
+          <w:lang w:val="en-ID"/>
+        </w:rPr>
+        <w:t>pengembang</w:t>
+      </w:r>
+      <w:proofErr w:type="spellEnd"/>
+      <w:r>
+        <w:rPr>
+          <w:rFonts w:asciiTheme="majorHAnsi" w:hAnsiTheme="majorHAnsi" w:cstheme="majorHAnsi"/>
+          <w:sz w:val="21"/>
+          <w:szCs w:val="21"/>
+          <w:lang w:val="en-ID"/>
+        </w:rPr>
+        <w:t xml:space="preserve"> </w:t>
+      </w:r>
+      <w:proofErr w:type="spellStart"/>
+      <w:r>
+        <w:rPr>
+          <w:rFonts w:asciiTheme="majorHAnsi" w:hAnsiTheme="majorHAnsi" w:cstheme="majorHAnsi"/>
+          <w:sz w:val="21"/>
+          <w:szCs w:val="21"/>
+          <w:lang w:val="en-ID"/>
+        </w:rPr>
+        <w:t>dapat</w:t>
+      </w:r>
+      <w:proofErr w:type="spellEnd"/>
+      <w:r>
+        <w:rPr>
+          <w:rFonts w:asciiTheme="majorHAnsi" w:hAnsiTheme="majorHAnsi" w:cstheme="majorHAnsi"/>
+          <w:sz w:val="21"/>
+          <w:szCs w:val="21"/>
+          <w:lang w:val="en-ID"/>
+        </w:rPr>
+        <w:t xml:space="preserve"> </w:t>
+      </w:r>
+      <w:proofErr w:type="spellStart"/>
+      <w:r>
+        <w:rPr>
+          <w:rFonts w:asciiTheme="majorHAnsi" w:hAnsiTheme="majorHAnsi" w:cstheme="majorHAnsi"/>
+          <w:sz w:val="21"/>
+          <w:szCs w:val="21"/>
+          <w:lang w:val="en-ID"/>
+        </w:rPr>
+        <w:t>melakukan</w:t>
+      </w:r>
+      <w:proofErr w:type="spellEnd"/>
+      <w:r>
+        <w:rPr>
+          <w:rFonts w:asciiTheme="majorHAnsi" w:hAnsiTheme="majorHAnsi" w:cstheme="majorHAnsi"/>
+          <w:sz w:val="21"/>
+          <w:szCs w:val="21"/>
+          <w:lang w:val="en-ID"/>
+        </w:rPr>
+        <w:t xml:space="preserve"> </w:t>
+      </w:r>
+      <w:proofErr w:type="spellStart"/>
+      <w:r>
+        <w:rPr>
+          <w:rFonts w:asciiTheme="majorHAnsi" w:hAnsiTheme="majorHAnsi" w:cstheme="majorHAnsi"/>
+          <w:sz w:val="21"/>
+          <w:szCs w:val="21"/>
+          <w:lang w:val="en-ID"/>
+        </w:rPr>
+        <w:t>autentikasi</w:t>
+      </w:r>
+      <w:proofErr w:type="spellEnd"/>
+      <w:r>
+        <w:rPr>
+          <w:rFonts w:asciiTheme="majorHAnsi" w:hAnsiTheme="majorHAnsi" w:cstheme="majorHAnsi"/>
+          <w:sz w:val="21"/>
+          <w:szCs w:val="21"/>
+          <w:lang w:val="en-ID"/>
+        </w:rPr>
+        <w:t xml:space="preserve"> PAC CLI </w:t>
+      </w:r>
+      <w:proofErr w:type="spellStart"/>
+      <w:r>
+        <w:rPr>
+          <w:rFonts w:asciiTheme="majorHAnsi" w:hAnsiTheme="majorHAnsi" w:cstheme="majorHAnsi"/>
+          <w:sz w:val="21"/>
+          <w:szCs w:val="21"/>
+          <w:lang w:val="en-ID"/>
+        </w:rPr>
+        <w:t>lokal</w:t>
+      </w:r>
+      <w:proofErr w:type="spellEnd"/>
+      <w:r>
+        <w:rPr>
+          <w:rFonts w:asciiTheme="majorHAnsi" w:hAnsiTheme="majorHAnsi" w:cstheme="majorHAnsi"/>
+          <w:sz w:val="21"/>
+          <w:szCs w:val="21"/>
+          <w:lang w:val="en-ID"/>
+        </w:rPr>
+        <w:t xml:space="preserve"> </w:t>
+      </w:r>
+      <w:proofErr w:type="spellStart"/>
+      <w:r>
+        <w:rPr>
+          <w:rFonts w:asciiTheme="majorHAnsi" w:hAnsiTheme="majorHAnsi" w:cstheme="majorHAnsi"/>
+          <w:sz w:val="21"/>
+          <w:szCs w:val="21"/>
+          <w:lang w:val="en-ID"/>
+        </w:rPr>
+        <w:t>mereka</w:t>
+      </w:r>
+      <w:proofErr w:type="spellEnd"/>
+      <w:r>
+        <w:rPr>
+          <w:rFonts w:asciiTheme="majorHAnsi" w:hAnsiTheme="majorHAnsi" w:cstheme="majorHAnsi"/>
+          <w:sz w:val="21"/>
+          <w:szCs w:val="21"/>
+          <w:lang w:val="en-ID"/>
+        </w:rPr>
+        <w:t xml:space="preserve"> </w:t>
+      </w:r>
+      <w:proofErr w:type="spellStart"/>
+      <w:r>
+        <w:rPr>
+          <w:rFonts w:asciiTheme="majorHAnsi" w:hAnsiTheme="majorHAnsi" w:cstheme="majorHAnsi"/>
+          <w:sz w:val="21"/>
+          <w:szCs w:val="21"/>
+          <w:lang w:val="en-ID"/>
+        </w:rPr>
+        <w:t>ke</w:t>
+      </w:r>
+      <w:proofErr w:type="spellEnd"/>
+      <w:r>
+        <w:rPr>
+          <w:rFonts w:asciiTheme="majorHAnsi" w:hAnsiTheme="majorHAnsi" w:cstheme="majorHAnsi"/>
+          <w:sz w:val="21"/>
+          <w:szCs w:val="21"/>
+          <w:lang w:val="en-ID"/>
+        </w:rPr>
+        <w:t xml:space="preserve"> environment target </w:t>
+      </w:r>
+      <w:proofErr w:type="spellStart"/>
+      <w:r>
+        <w:rPr>
+          <w:rFonts w:asciiTheme="majorHAnsi" w:hAnsiTheme="majorHAnsi" w:cstheme="majorHAnsi"/>
+          <w:sz w:val="21"/>
+          <w:szCs w:val="21"/>
+          <w:lang w:val="en-ID"/>
+        </w:rPr>
+        <w:t>bersama</w:t>
+      </w:r>
+      <w:proofErr w:type="spellEnd"/>
+      <w:r>
+        <w:rPr>
+          <w:rFonts w:asciiTheme="majorHAnsi" w:hAnsiTheme="majorHAnsi" w:cstheme="majorHAnsi"/>
+          <w:sz w:val="21"/>
+          <w:szCs w:val="21"/>
+          <w:lang w:val="en-ID"/>
+        </w:rPr>
+        <w:t xml:space="preserve"> </w:t>
+      </w:r>
+      <w:proofErr w:type="spellStart"/>
+      <w:r>
+        <w:rPr>
+          <w:rFonts w:asciiTheme="majorHAnsi" w:hAnsiTheme="majorHAnsi" w:cstheme="majorHAnsi"/>
+          <w:sz w:val="21"/>
+          <w:szCs w:val="21"/>
+          <w:lang w:val="en-ID"/>
+        </w:rPr>
+        <w:t>menggunakan</w:t>
+      </w:r>
+      <w:proofErr w:type="spellEnd"/>
+      <w:r>
+        <w:rPr>
+          <w:rFonts w:asciiTheme="majorHAnsi" w:hAnsiTheme="majorHAnsi" w:cstheme="majorHAnsi"/>
+          <w:sz w:val="21"/>
+          <w:szCs w:val="21"/>
+          <w:lang w:val="en-ID"/>
+        </w:rPr>
+        <w:t xml:space="preserve"> </w:t>
+      </w:r>
+      <w:proofErr w:type="spellStart"/>
+      <w:r>
+        <w:rPr>
+          <w:rFonts w:asciiTheme="majorHAnsi" w:hAnsiTheme="majorHAnsi" w:cstheme="majorHAnsi"/>
+          <w:sz w:val="21"/>
+          <w:szCs w:val="21"/>
+          <w:lang w:val="en-ID"/>
+        </w:rPr>
+        <w:t>perintah</w:t>
+      </w:r>
+      <w:proofErr w:type="spellEnd"/>
+      <w:r>
+        <w:rPr>
+          <w:rFonts w:asciiTheme="majorHAnsi" w:hAnsiTheme="majorHAnsi" w:cstheme="majorHAnsi"/>
+          <w:sz w:val="21"/>
+          <w:szCs w:val="21"/>
+          <w:lang w:val="en-ID"/>
+        </w:rPr>
+        <w:t xml:space="preserve"> terminal</w:t>
+      </w:r>
+      <w:r>
+        <w:rPr>
+          <w:rFonts w:asciiTheme="majorHAnsi" w:hAnsiTheme="majorHAnsi" w:cstheme="majorHAnsi"/>
+          <w:sz w:val="21"/>
+          <w:szCs w:val="21"/>
+          <w:lang w:val="en-ID"/>
+        </w:rPr>
+        <w:t xml:space="preserve"> (</w:t>
+      </w:r>
+      <w:proofErr w:type="spellStart"/>
+      <w:r>
+        <w:rPr>
+          <w:rFonts w:asciiTheme="majorHAnsi" w:hAnsiTheme="majorHAnsi" w:cstheme="majorHAnsi"/>
+          <w:sz w:val="21"/>
+          <w:szCs w:val="21"/>
+          <w:lang w:val="en-ID"/>
+        </w:rPr>
+        <w:t>digunakan</w:t>
+      </w:r>
+      <w:proofErr w:type="spellEnd"/>
+      <w:r>
+        <w:rPr>
+          <w:rFonts w:asciiTheme="majorHAnsi" w:hAnsiTheme="majorHAnsi" w:cstheme="majorHAnsi"/>
+          <w:sz w:val="21"/>
+          <w:szCs w:val="21"/>
+          <w:lang w:val="en-ID"/>
+        </w:rPr>
+        <w:t xml:space="preserve"> </w:t>
+      </w:r>
+      <w:proofErr w:type="spellStart"/>
+      <w:r>
+        <w:rPr>
+          <w:rFonts w:asciiTheme="majorHAnsi" w:hAnsiTheme="majorHAnsi" w:cstheme="majorHAnsi"/>
+          <w:sz w:val="21"/>
+          <w:szCs w:val="21"/>
+          <w:lang w:val="en-ID"/>
+        </w:rPr>
+        <w:t>supaya</w:t>
+      </w:r>
+      <w:proofErr w:type="spellEnd"/>
+      <w:r>
+        <w:rPr>
+          <w:rFonts w:asciiTheme="majorHAnsi" w:hAnsiTheme="majorHAnsi" w:cstheme="majorHAnsi"/>
+          <w:sz w:val="21"/>
+          <w:szCs w:val="21"/>
+          <w:lang w:val="en-ID"/>
+        </w:rPr>
+        <w:t xml:space="preserve"> </w:t>
+      </w:r>
+      <w:proofErr w:type="spellStart"/>
+      <w:r>
+        <w:rPr>
+          <w:rFonts w:asciiTheme="majorHAnsi" w:hAnsiTheme="majorHAnsi" w:cstheme="majorHAnsi"/>
+          <w:sz w:val="21"/>
+          <w:szCs w:val="21"/>
+          <w:lang w:val="en-ID"/>
+        </w:rPr>
+        <w:t>aplikasinya</w:t>
+      </w:r>
+      <w:proofErr w:type="spellEnd"/>
+      <w:r>
+        <w:rPr>
+          <w:rFonts w:asciiTheme="majorHAnsi" w:hAnsiTheme="majorHAnsi" w:cstheme="majorHAnsi"/>
+          <w:sz w:val="21"/>
+          <w:szCs w:val="21"/>
+          <w:lang w:val="en-ID"/>
+        </w:rPr>
+        <w:t xml:space="preserve"> </w:t>
+      </w:r>
+      <w:proofErr w:type="spellStart"/>
+      <w:r>
+        <w:rPr>
+          <w:rFonts w:asciiTheme="majorHAnsi" w:hAnsiTheme="majorHAnsi" w:cstheme="majorHAnsi"/>
+          <w:sz w:val="21"/>
+          <w:szCs w:val="21"/>
+          <w:lang w:val="en-ID"/>
+        </w:rPr>
+        <w:t>dapat</w:t>
+      </w:r>
+      <w:proofErr w:type="spellEnd"/>
+      <w:r>
+        <w:rPr>
+          <w:rFonts w:asciiTheme="majorHAnsi" w:hAnsiTheme="majorHAnsi" w:cstheme="majorHAnsi"/>
+          <w:sz w:val="21"/>
+          <w:szCs w:val="21"/>
+          <w:lang w:val="en-ID"/>
+        </w:rPr>
+        <w:t xml:space="preserve"> di </w:t>
+      </w:r>
+      <w:r>
+        <w:rPr>
+          <w:rFonts w:asciiTheme="majorHAnsi" w:hAnsiTheme="majorHAnsi" w:cstheme="majorHAnsi"/>
+          <w:i/>
+          <w:iCs/>
+          <w:sz w:val="21"/>
+          <w:szCs w:val="21"/>
+          <w:lang w:val="en-ID"/>
+        </w:rPr>
+        <w:t>deploy</w:t>
+      </w:r>
+      <w:r>
+        <w:rPr>
+          <w:rFonts w:asciiTheme="majorHAnsi" w:hAnsiTheme="majorHAnsi" w:cstheme="majorHAnsi"/>
+          <w:sz w:val="21"/>
+          <w:szCs w:val="21"/>
+          <w:lang w:val="en-ID"/>
+        </w:rPr>
+        <w:t xml:space="preserve"> </w:t>
+      </w:r>
+      <w:proofErr w:type="spellStart"/>
+      <w:r>
+        <w:rPr>
+          <w:rFonts w:asciiTheme="majorHAnsi" w:hAnsiTheme="majorHAnsi" w:cstheme="majorHAnsi"/>
+          <w:sz w:val="21"/>
+          <w:szCs w:val="21"/>
+          <w:lang w:val="en-ID"/>
+        </w:rPr>
+        <w:t>ke</w:t>
+      </w:r>
+      <w:proofErr w:type="spellEnd"/>
+      <w:r>
+        <w:rPr>
+          <w:rFonts w:asciiTheme="majorHAnsi" w:hAnsiTheme="majorHAnsi" w:cstheme="majorHAnsi"/>
+          <w:sz w:val="21"/>
+          <w:szCs w:val="21"/>
+          <w:lang w:val="en-ID"/>
+        </w:rPr>
+        <w:t xml:space="preserve"> power apps)</w:t>
+      </w:r>
+      <w:r>
+        <w:rPr>
+          <w:rFonts w:asciiTheme="majorHAnsi" w:hAnsiTheme="majorHAnsi" w:cstheme="majorHAnsi"/>
+          <w:sz w:val="21"/>
+          <w:szCs w:val="21"/>
+          <w:lang w:val="en-ID"/>
+        </w:rPr>
+        <w:t>:</w:t>
       </w:r>
     </w:p>
     <w:p>
@@ -1907,14 +4241,29 @@
         <w:shd w:val="clear" w:color="auto" w:fill="1E293B"/>
         <w:spacing w:before="20" w:after="20"/>
         <w:ind w:left="283"/>
-      </w:pPr>
-      <w:r>
         <w:rPr>
           <w:rFonts w:ascii="Courier New" w:hAnsi="Courier New"/>
           <w:color w:val="A7F3D0"/>
           <w:sz w:val="18"/>
         </w:rPr>
-        <w:t># 1. Clone repositori dari GitHub</w:t>
+      </w:pPr>
+      <w:proofErr w:type="spellStart"/>
+      <w:r>
+        <w:rPr>
+          <w:rFonts w:ascii="Courier New" w:hAnsi="Courier New"/>
+          <w:color w:val="A7F3D0"/>
+          <w:sz w:val="18"/>
+        </w:rPr>
+        <w:t>pac</w:t>
+      </w:r>
+      <w:proofErr w:type="spellEnd"/>
+      <w:r>
+        <w:rPr>
+          <w:rFonts w:ascii="Courier New" w:hAnsi="Courier New"/>
+          <w:color w:val="A7F3D0"/>
+          <w:sz w:val="18"/>
+        </w:rPr>
+        <w:t xml:space="preserve"> auth create</w:t>
       </w:r>
     </w:p>
     <w:p>
@@ -1923,13 +4272,124 @@
         <w:spacing w:before="20" w:after="20"/>
         <w:ind w:left="283"/>
       </w:pPr>
+      <w:proofErr w:type="spellStart"/>
       <w:r>
         <w:rPr>
           <w:rFonts w:ascii="Courier New" w:hAnsi="Courier New"/>
           <w:color w:val="A7F3D0"/>
           <w:sz w:val="18"/>
         </w:rPr>
-        <w:t>git clone https://github.com/Eriqo90AW/ews-mktbi.git</w:t>
+        <w:t>pac</w:t>
+      </w:r>
+      <w:proofErr w:type="spellEnd"/>
+      <w:r>
+        <w:rPr>
+          <w:rFonts w:ascii="Courier New" w:hAnsi="Courier New"/>
+          <w:color w:val="A7F3D0"/>
+          <w:sz w:val="18"/>
+        </w:rPr>
+        <w:t xml:space="preserve"> env select --environment &lt;Your-Shared-Environment-ID&gt;</w:t>
+      </w:r>
+    </w:p>
+    <w:p>
+      <w:pPr>
+        <w:spacing w:before="200" w:after="40"/>
+        <w:jc w:val="center"/>
+        <w:rPr>
+          <w:rFonts w:ascii="Calibri" w:hAnsi="Calibri"/>
+          <w:b/>
+        </w:rPr>
+      </w:pPr>
+      <w:r>
+        <w:rPr>
+          <w:rFonts w:ascii="Calibri" w:hAnsi="Calibri"/>
+          <w:b/>
+        </w:rPr>
+        <w:drawing>
+          <wp:inline distT="0" distB="0" distL="0" distR="0" wp14:anchorId="794F69E3" wp14:editId="69E1EBBD">
+            <wp:extent cx="4533900" cy="2320454"/>
+            <wp:effectExtent l="0" t="0" r="0" b="3810"/>
+            <wp:docPr id="763456351" name="Picture 1"/>
+            <wp:cNvGraphicFramePr>
+              <a:graphicFrameLocks xmlns:a="http://schemas.openxmlformats.org/drawingml/2006/main" noChangeAspect="1"/>
+            </wp:cNvGraphicFramePr>
+            <a:graphic xmlns:a="http://schemas.openxmlformats.org/drawingml/2006/main">
+              <a:graphicData uri="http://schemas.openxmlformats.org/drawingml/2006/picture">
+                <pic:pic xmlns:pic="http://schemas.openxmlformats.org/drawingml/2006/picture">
+                  <pic:nvPicPr>
+                    <pic:cNvPr id="763456351" name=""/>
+                    <pic:cNvPicPr/>
+                  </pic:nvPicPr>
+                  <pic:blipFill>
+                    <a:blip r:embed="rId8"/>
+                    <a:stretch>
+                      <a:fillRect/>
+                    </a:stretch>
+                  </pic:blipFill>
+                  <pic:spPr>
+                    <a:xfrm>
+                      <a:off x="0" y="0"/>
+                      <a:ext cx="4536206" cy="2321634"/>
+                    </a:xfrm>
+                    <a:prstGeom prst="rect">
+                      <a:avLst/>
+                    </a:prstGeom>
+                  </pic:spPr>
+                </pic:pic>
+              </a:graphicData>
+            </a:graphic>
+          </wp:inline>
+        </w:drawing>
+      </w:r>
+    </w:p>
+    <w:p>
+      <w:pPr>
+        <w:spacing w:before="200" w:after="40"/>
+        <w:rPr>
+          <w:rFonts w:ascii="Calibri" w:hAnsi="Calibri"/>
+          <w:b/>
+          <w:color w:val="2263EB"/>
+        </w:rPr>
+      </w:pPr>
+    </w:p>
+    <w:p>
+      <w:pPr>
+        <w:spacing w:before="200" w:after="40"/>
+      </w:pPr>
+      <w:proofErr w:type="gramStart"/>
+      <w:r>
+        <w:rPr>
+          <w:rFonts w:ascii="Calibri" w:hAnsi="Calibri"/>
+          <w:b/>
+          <w:color w:val="2263EB"/>
+        </w:rPr>
+        <w:lastRenderedPageBreak/>
+        <w:t>3.</w:t>
+      </w:r>
+      <w:r>
+        <w:rPr>
+          <w:rFonts w:ascii="Calibri" w:hAnsi="Calibri"/>
+          <w:b/>
+          <w:color w:val="2263EB"/>
+        </w:rPr>
+        <w:t>3</w:t>
+      </w:r>
+      <w:r>
+        <w:rPr>
+          <w:rFonts w:ascii="Calibri" w:hAnsi="Calibri"/>
+          <w:b/>
+          <w:color w:val="2263EB"/>
+        </w:rPr>
+        <w:t xml:space="preserve">  Clone</w:t>
+      </w:r>
+      <w:proofErr w:type="gramEnd"/>
+      <w:r>
+        <w:rPr>
+          <w:rFonts w:ascii="Calibri" w:hAnsi="Calibri"/>
+          <w:b/>
+          <w:color w:val="2263EB"/>
+        </w:rPr>
+        <w:t xml:space="preserve"> &amp; Install</w:t>
       </w:r>
     </w:p>
     <w:p>
@@ -1944,18 +4404,23 @@
           <w:color w:val="A7F3D0"/>
           <w:sz w:val="18"/>
         </w:rPr>
-        <w:t xml:space="preserve">cd </w:t>
-      </w:r>
-      <w:proofErr w:type="spellStart"/>
+        <w:t># 1. Clone repositori dari GitHub</w:t>
+      </w:r>
+    </w:p>
+    <w:p>
+      <w:pPr>
+        <w:shd w:val="clear" w:color="auto" w:fill="1E293B"/>
+        <w:spacing w:before="20" w:after="20"/>
+        <w:ind w:left="283"/>
+      </w:pPr>
       <w:r>
         <w:rPr>
           <w:rFonts w:ascii="Courier New" w:hAnsi="Courier New"/>
           <w:color w:val="A7F3D0"/>
           <w:sz w:val="18"/>
         </w:rPr>
-        <w:t>ews-mktbi</w:t>
-      </w:r>
-      <w:proofErr w:type="spellEnd"/>
+        <w:t>git clone https://github.com/Eriqo90AW/ews-mktbi.git</w:t>
+      </w:r>
     </w:p>
     <w:p>
       <w:pPr>
@@ -1969,8 +4434,18 @@
           <w:color w:val="A7F3D0"/>
           <w:sz w:val="18"/>
         </w:rPr>
-        <w:t xml:space="preserve"> </w:t>
-      </w:r>
+        <w:t xml:space="preserve">cd </w:t>
+      </w:r>
+      <w:proofErr w:type="spellStart"/>
+      <w:r>
+        <w:rPr>
+          <w:rFonts w:ascii="Courier New" w:hAnsi="Courier New"/>
+          <w:color w:val="A7F3D0"/>
+          <w:sz w:val="18"/>
+        </w:rPr>
+        <w:t>ews-mktbi</w:t>
+      </w:r>
+      <w:proofErr w:type="spellEnd"/>
     </w:p>
     <w:p>
       <w:pPr>
@@ -1984,7 +4459,7 @@
           <w:color w:val="A7F3D0"/>
           <w:sz w:val="18"/>
         </w:rPr>
-        <w:t># 2. Install semua dependensi</w:t>
+        <w:t xml:space="preserve"> </w:t>
       </w:r>
     </w:p>
     <w:p>
@@ -1999,21 +4474,7 @@
           <w:color w:val="A7F3D0"/>
           <w:sz w:val="18"/>
         </w:rPr>
-        <w:t>npm install</w:t>
-      </w:r>
-    </w:p>
-    <w:p/>
-    <w:p>
-      <w:pPr>
-        <w:spacing w:before="200" w:after="40"/>
-      </w:pPr>
-      <w:r>
-        <w:rPr>
-          <w:rFonts w:ascii="Calibri" w:hAnsi="Calibri"/>
-          <w:b/>
-          <w:color w:val="2263EB"/>
-        </w:rPr>
-        <w:t>3.2  Mulai Server Pengembangan</w:t>
+        <w:t># 2. Install semua dependensi</w:t>
       </w:r>
     </w:p>
     <w:p>
@@ -2028,8 +4489,68 @@
           <w:color w:val="A7F3D0"/>
           <w:sz w:val="18"/>
         </w:rPr>
-        <w:t># Memulai dev server Vite pada http://localhost:3000</w:t>
-      </w:r>
+        <w:t>npm install</w:t>
+      </w:r>
+    </w:p>
+    <w:p/>
+    <w:p>
+      <w:pPr>
+        <w:spacing w:before="200" w:after="40"/>
+      </w:pPr>
+      <w:proofErr w:type="gramStart"/>
+      <w:r>
+        <w:rPr>
+          <w:rFonts w:ascii="Calibri" w:hAnsi="Calibri"/>
+          <w:b/>
+          <w:color w:val="2263EB"/>
+        </w:rPr>
+        <w:t>3.</w:t>
+      </w:r>
+      <w:r>
+        <w:rPr>
+          <w:rFonts w:ascii="Calibri" w:hAnsi="Calibri"/>
+          <w:b/>
+          <w:color w:val="2263EB"/>
+        </w:rPr>
+        <w:t>4</w:t>
+      </w:r>
+      <w:r>
+        <w:rPr>
+          <w:rFonts w:ascii="Calibri" w:hAnsi="Calibri"/>
+          <w:b/>
+          <w:color w:val="2263EB"/>
+        </w:rPr>
+        <w:t xml:space="preserve">  </w:t>
+      </w:r>
+      <w:proofErr w:type="spellStart"/>
+      <w:r>
+        <w:rPr>
+          <w:rFonts w:ascii="Calibri" w:hAnsi="Calibri"/>
+          <w:b/>
+          <w:color w:val="2263EB"/>
+        </w:rPr>
+        <w:t>Mulai</w:t>
+      </w:r>
+      <w:proofErr w:type="spellEnd"/>
+      <w:proofErr w:type="gramEnd"/>
+      <w:r>
+        <w:rPr>
+          <w:rFonts w:ascii="Calibri" w:hAnsi="Calibri"/>
+          <w:b/>
+          <w:color w:val="2263EB"/>
+        </w:rPr>
+        <w:t xml:space="preserve"> Server </w:t>
+      </w:r>
+      <w:proofErr w:type="spellStart"/>
+      <w:r>
+        <w:rPr>
+          <w:rFonts w:ascii="Calibri" w:hAnsi="Calibri"/>
+          <w:b/>
+          <w:color w:val="2263EB"/>
+        </w:rPr>
+        <w:t>Pengembangan</w:t>
+      </w:r>
+      <w:proofErr w:type="spellEnd"/>
     </w:p>
     <w:p>
       <w:pPr>
@@ -2043,6 +4564,21 @@
           <w:color w:val="A7F3D0"/>
           <w:sz w:val="18"/>
         </w:rPr>
+        <w:t># Memulai dev server Vite pada http://localhost:3000</w:t>
+      </w:r>
+    </w:p>
+    <w:p>
+      <w:pPr>
+        <w:shd w:val="clear" w:color="auto" w:fill="1E293B"/>
+        <w:spacing w:before="20" w:after="20"/>
+        <w:ind w:left="283"/>
+      </w:pPr>
+      <w:r>
+        <w:rPr>
+          <w:rFonts w:ascii="Courier New" w:hAnsi="Courier New"/>
+          <w:color w:val="A7F3D0"/>
+          <w:sz w:val="18"/>
+        </w:rPr>
         <w:t>npm run dev</w:t>
       </w:r>
     </w:p>
@@ -2064,13 +4600,57 @@
       <w:pPr>
         <w:spacing w:before="200" w:after="40"/>
       </w:pPr>
+      <w:proofErr w:type="gramStart"/>
       <w:r>
         <w:rPr>
           <w:rFonts w:ascii="Calibri" w:hAnsi="Calibri"/>
           <w:b/>
           <w:color w:val="2263EB"/>
         </w:rPr>
-        <w:t>3.3  Skrip npm yang Tersedia</w:t>
+        <w:t>3.</w:t>
+      </w:r>
+      <w:r>
+        <w:rPr>
+          <w:rFonts w:ascii="Calibri" w:hAnsi="Calibri"/>
+          <w:b/>
+          <w:color w:val="2263EB"/>
+        </w:rPr>
+        <w:t>5</w:t>
+      </w:r>
+      <w:r>
+        <w:rPr>
+          <w:rFonts w:ascii="Calibri" w:hAnsi="Calibri"/>
+          <w:b/>
+          <w:color w:val="2263EB"/>
+        </w:rPr>
+        <w:t xml:space="preserve">  Skrip</w:t>
+      </w:r>
+      <w:proofErr w:type="gramEnd"/>
+      <w:r>
+        <w:rPr>
+          <w:rFonts w:ascii="Calibri" w:hAnsi="Calibri"/>
+          <w:b/>
+          <w:color w:val="2263EB"/>
+        </w:rPr>
+        <w:t xml:space="preserve"> </w:t>
+      </w:r>
+      <w:proofErr w:type="spellStart"/>
+      <w:r>
+        <w:rPr>
+          <w:rFonts w:ascii="Calibri" w:hAnsi="Calibri"/>
+          <w:b/>
+          <w:color w:val="2263EB"/>
+        </w:rPr>
+        <w:t>npm</w:t>
+      </w:r>
+      <w:proofErr w:type="spellEnd"/>
+      <w:r>
+        <w:rPr>
+          <w:rFonts w:ascii="Calibri" w:hAnsi="Calibri"/>
+          <w:b/>
+          <w:color w:val="2263EB"/>
+        </w:rPr>
+        <w:t xml:space="preserve"> yang Tersedia</w:t>
       </w:r>
     </w:p>
     <w:tbl>
@@ -2229,13 +4809,49 @@
       <w:pPr>
         <w:spacing w:before="200" w:after="40"/>
       </w:pPr>
+      <w:proofErr w:type="gramStart"/>
       <w:r>
         <w:rPr>
           <w:rFonts w:ascii="Calibri" w:hAnsi="Calibri"/>
           <w:b/>
           <w:color w:val="2263EB"/>
         </w:rPr>
-        <w:t>3.4  Ketergantungan CORS Proxy</w:t>
+        <w:t>3.</w:t>
+      </w:r>
+      <w:r>
+        <w:rPr>
+          <w:rFonts w:ascii="Calibri" w:hAnsi="Calibri"/>
+          <w:b/>
+          <w:color w:val="2263EB"/>
+        </w:rPr>
+        <w:t>6</w:t>
+      </w:r>
+      <w:r>
+        <w:rPr>
+          <w:rFonts w:ascii="Calibri" w:hAnsi="Calibri"/>
+          <w:b/>
+          <w:color w:val="2263EB"/>
+        </w:rPr>
+        <w:t xml:space="preserve">  </w:t>
+      </w:r>
+      <w:proofErr w:type="spellStart"/>
+      <w:r>
+        <w:rPr>
+          <w:rFonts w:ascii="Calibri" w:hAnsi="Calibri"/>
+          <w:b/>
+          <w:color w:val="2263EB"/>
+        </w:rPr>
+        <w:t>Ketergantungan</w:t>
+      </w:r>
+      <w:proofErr w:type="spellEnd"/>
+      <w:proofErr w:type="gramEnd"/>
+      <w:r>
+        <w:rPr>
+          <w:rFonts w:ascii="Calibri" w:hAnsi="Calibri"/>
+          <w:b/>
+          <w:color w:val="2263EB"/>
+        </w:rPr>
+        <w:t xml:space="preserve"> CORS Proxy</w:t>
       </w:r>
     </w:p>
     <w:p>
@@ -2289,6 +4905,7 @@
         </w:tc>
       </w:tr>
     </w:tbl>
+    <w:p/>
     <w:p/>
     <w:p/>
     <w:p/>
@@ -5751,43 +8368,45 @@
           <w:b/>
           <w:color w:val="2263EB"/>
         </w:rPr>
-        <w:t>7</w:t>
-      </w:r>
+        <w:t>7.1  Router</w:t>
+      </w:r>
+      <w:proofErr w:type="gramEnd"/>
       <w:r>
         <w:rPr>
           <w:rFonts w:ascii="Calibri" w:hAnsi="Calibri"/>
           <w:b/>
           <w:color w:val="2263EB"/>
         </w:rPr>
-        <w:t>.1  Router</w:t>
-      </w:r>
-      <w:proofErr w:type="gramEnd"/>
+        <w:t xml:space="preserve"> </w:t>
+      </w:r>
+      <w:proofErr w:type="spellStart"/>
       <w:r>
         <w:rPr>
           <w:rFonts w:ascii="Calibri" w:hAnsi="Calibri"/>
           <w:b/>
           <w:color w:val="2263EB"/>
         </w:rPr>
-        <w:t xml:space="preserve"> </w:t>
-      </w:r>
-      <w:proofErr w:type="spellStart"/>
+        <w:t>Layar</w:t>
+      </w:r>
+      <w:proofErr w:type="spellEnd"/>
       <w:r>
         <w:rPr>
           <w:rFonts w:ascii="Calibri" w:hAnsi="Calibri"/>
           <w:b/>
           <w:color w:val="2263EB"/>
         </w:rPr>
-        <w:t>Layar</w:t>
-      </w:r>
-      <w:proofErr w:type="spellEnd"/>
+        <w:t xml:space="preserve"> — </w:t>
+      </w:r>
+      <w:proofErr w:type="spellStart"/>
       <w:r>
         <w:rPr>
           <w:rFonts w:ascii="Calibri" w:hAnsi="Calibri"/>
           <w:b/>
           <w:color w:val="2263EB"/>
         </w:rPr>
-        <w:t xml:space="preserve"> — App.tsx</w:t>
-      </w:r>
+        <w:t>App.tsx</w:t>
+      </w:r>
+      <w:proofErr w:type="spellEnd"/>
     </w:p>
     <w:p>
       <w:pPr>
@@ -5813,15 +8432,7 @@
           <w:b/>
           <w:color w:val="2263EB"/>
         </w:rPr>
-        <w:t>7</w:t>
-      </w:r>
-      <w:r>
-        <w:rPr>
-          <w:rFonts w:ascii="Calibri" w:hAnsi="Calibri"/>
-          <w:b/>
-          <w:color w:val="2263EB"/>
-        </w:rPr>
-        <w:t xml:space="preserve">.2  </w:t>
+        <w:t xml:space="preserve">7.2  </w:t>
       </w:r>
       <w:proofErr w:type="spellStart"/>
       <w:r>
@@ -5926,33 +8537,71 @@
           <w:b/>
           <w:color w:val="2263EB"/>
         </w:rPr>
-        <w:t>7</w:t>
-      </w:r>
+        <w:t>7.</w:t>
+      </w:r>
+      <w:proofErr w:type="gramStart"/>
       <w:r>
         <w:rPr>
           <w:rFonts w:ascii="Calibri" w:hAnsi="Calibri"/>
           <w:b/>
           <w:color w:val="2263EB"/>
         </w:rPr>
-        <w:t>.</w:t>
-      </w:r>
-      <w:proofErr w:type="gramStart"/>
+        <w:t xml:space="preserve">3  </w:t>
+      </w:r>
+      <w:proofErr w:type="spellStart"/>
       <w:r>
         <w:rPr>
           <w:rFonts w:ascii="Calibri" w:hAnsi="Calibri"/>
           <w:b/>
           <w:color w:val="2263EB"/>
         </w:rPr>
-        <w:t xml:space="preserve">3  </w:t>
-      </w:r>
-      <w:proofErr w:type="spellStart"/>
+        <w:t>useAlerts.ts</w:t>
+      </w:r>
+      <w:proofErr w:type="spellEnd"/>
+      <w:proofErr w:type="gramEnd"/>
       <w:r>
         <w:rPr>
           <w:rFonts w:ascii="Calibri" w:hAnsi="Calibri"/>
           <w:b/>
           <w:color w:val="2263EB"/>
         </w:rPr>
-        <w:t>useAlerts.ts</w:t>
+        <w:t xml:space="preserve"> — Singleton Data Global</w:t>
+      </w:r>
+    </w:p>
+    <w:p>
+      <w:pPr>
+        <w:spacing w:after="80"/>
+      </w:pPr>
+      <w:r>
+        <w:rPr>
+          <w:rFonts w:ascii="Calibri" w:hAnsi="Calibri"/>
+          <w:color w:val="1E293B"/>
+          <w:sz w:val="21"/>
+        </w:rPr>
+        <w:t>Variabel level modul (bukan state React) menyimpan cache peringatan global. Satu Set callback listener diberi notifikasi setiap kali cache diperbarui. Polling aktif setiap 60 detik melalui setInterval. localStorage (kunci: ews_cached_alerts) memastikan data bertahan saat halaman di-refresh. Peringatan "Peringatan Dini Cuaca" yang kedaluwarsa dipangkas pada setiap siklus polling.</w:t>
+      </w:r>
+    </w:p>
+    <w:p>
+      <w:pPr>
+        <w:spacing w:before="200" w:after="40"/>
+      </w:pPr>
+      <w:proofErr w:type="gramStart"/>
+      <w:r>
+        <w:rPr>
+          <w:rFonts w:ascii="Calibri" w:hAnsi="Calibri"/>
+          <w:b/>
+          <w:color w:val="2263EB"/>
+        </w:rPr>
+        <w:t xml:space="preserve">7.4  </w:t>
+      </w:r>
+      <w:proofErr w:type="spellStart"/>
+      <w:r>
+        <w:rPr>
+          <w:rFonts w:ascii="Calibri" w:hAnsi="Calibri"/>
+          <w:b/>
+          <w:color w:val="2263EB"/>
+        </w:rPr>
+        <w:t>EwsMap.tsx</w:t>
       </w:r>
       <w:proofErr w:type="spellEnd"/>
       <w:proofErr w:type="gramEnd"/>
@@ -5962,51 +8611,61 @@
           <w:b/>
           <w:color w:val="2263EB"/>
         </w:rPr>
-        <w:t xml:space="preserve"> — Singleton Data Global</w:t>
-      </w:r>
-    </w:p>
-    <w:p>
-      <w:pPr>
-        <w:spacing w:after="80"/>
-      </w:pPr>
-      <w:r>
-        <w:rPr>
-          <w:rFonts w:ascii="Calibri" w:hAnsi="Calibri"/>
-          <w:color w:val="1E293B"/>
-          <w:sz w:val="21"/>
-        </w:rPr>
-        <w:t>Variabel level modul (bukan state React) menyimpan cache peringatan global. Satu Set callback listener diberi notifikasi setiap kali cache diperbarui. Polling aktif setiap 60 detik melalui setInterval. localStorage (kunci: ews_cached_alerts) memastikan data bertahan saat halaman di-refresh. Peringatan "Peringatan Dini Cuaca" yang kedaluwarsa dipangkas pada setiap siklus polling.</w:t>
-      </w:r>
-    </w:p>
-    <w:p>
-      <w:pPr>
-        <w:spacing w:before="200" w:after="40"/>
-      </w:pPr>
-      <w:proofErr w:type="gramStart"/>
+        <w:t xml:space="preserve"> — </w:t>
+      </w:r>
+      <w:proofErr w:type="spellStart"/>
       <w:r>
         <w:rPr>
           <w:rFonts w:ascii="Calibri" w:hAnsi="Calibri"/>
           <w:b/>
           <w:color w:val="2263EB"/>
         </w:rPr>
-        <w:t>7</w:t>
-      </w:r>
+        <w:t>Orkestrator</w:t>
+      </w:r>
+      <w:proofErr w:type="spellEnd"/>
       <w:r>
         <w:rPr>
           <w:rFonts w:ascii="Calibri" w:hAnsi="Calibri"/>
           <w:b/>
           <w:color w:val="2263EB"/>
         </w:rPr>
-        <w:t xml:space="preserve">.4  </w:t>
-      </w:r>
-      <w:proofErr w:type="spellStart"/>
+        <w:t xml:space="preserve"> Peta</w:t>
+      </w:r>
+    </w:p>
+    <w:p>
+      <w:pPr>
+        <w:spacing w:after="80"/>
+      </w:pPr>
+      <w:r>
+        <w:rPr>
+          <w:rFonts w:ascii="Calibri" w:hAnsi="Calibri"/>
+          <w:color w:val="1E293B"/>
+          <w:sz w:val="21"/>
+        </w:rPr>
+        <w:t>Membungkus MapContainer react-leaflet dan menyusun semua sub-komponen peta. Menerima daftar peringatan lengkap beserta state seleksi sebagai props. Sub-komponen: MapController (flyTo), MapEventsHandler (klik untuk membatalkan seleksi), AlertCircles (radius dampak), KpwMarkers (pin kantor), DrcMarkers (DC/DRC), NearestKpwPanel (overlay jarak terdekat), MapLegend (legenda toggle mode), WeatherCard (cuaca popup).</w:t>
+      </w:r>
+    </w:p>
+    <w:p>
+      <w:pPr>
+        <w:spacing w:before="200" w:after="40"/>
+      </w:pPr>
+      <w:proofErr w:type="gramStart"/>
       <w:r>
         <w:rPr>
           <w:rFonts w:ascii="Calibri" w:hAnsi="Calibri"/>
           <w:b/>
           <w:color w:val="2263EB"/>
         </w:rPr>
-        <w:t>EwsMap.tsx</w:t>
+        <w:t xml:space="preserve">7.5  </w:t>
+      </w:r>
+      <w:proofErr w:type="spellStart"/>
+      <w:r>
+        <w:rPr>
+          <w:rFonts w:ascii="Calibri" w:hAnsi="Calibri"/>
+          <w:b/>
+          <w:color w:val="2263EB"/>
+        </w:rPr>
+        <w:t>ReportModal.tsx</w:t>
       </w:r>
       <w:proofErr w:type="spellEnd"/>
       <w:proofErr w:type="gramEnd"/>
@@ -6025,7 +8684,7 @@
           <w:b/>
           <w:color w:val="2263EB"/>
         </w:rPr>
-        <w:t>Orkestrator</w:t>
+        <w:t>Laporan</w:t>
       </w:r>
       <w:proofErr w:type="spellEnd"/>
       <w:r>
@@ -6034,97 +8693,79 @@
           <w:b/>
           <w:color w:val="2263EB"/>
         </w:rPr>
-        <w:t xml:space="preserve"> Peta</w:t>
-      </w:r>
-    </w:p>
-    <w:p>
-      <w:pPr>
-        <w:spacing w:after="80"/>
-      </w:pPr>
-      <w:r>
-        <w:rPr>
-          <w:rFonts w:ascii="Calibri" w:hAnsi="Calibri"/>
-          <w:color w:val="1E293B"/>
-          <w:sz w:val="21"/>
-        </w:rPr>
-        <w:t>Membungkus MapContainer react-leaflet dan menyusun semua sub-komponen peta. Menerima daftar peringatan lengkap beserta state seleksi sebagai props. Sub-komponen: MapController (flyTo), MapEventsHandler (klik untuk membatalkan seleksi), AlertCircles (radius dampak), KpwMarkers (pin kantor), DrcMarkers (DC/DRC), NearestKpwPanel (overlay jarak terdekat), MapLegend (legenda toggle mode), WeatherCard (cuaca popup).</w:t>
-      </w:r>
-    </w:p>
-    <w:p>
-      <w:pPr>
-        <w:spacing w:before="200" w:after="40"/>
-      </w:pPr>
-      <w:proofErr w:type="gramStart"/>
+        <w:t xml:space="preserve"> </w:t>
+      </w:r>
+      <w:proofErr w:type="spellStart"/>
       <w:r>
         <w:rPr>
           <w:rFonts w:ascii="Calibri" w:hAnsi="Calibri"/>
           <w:b/>
           <w:color w:val="2263EB"/>
         </w:rPr>
-        <w:t>7</w:t>
-      </w:r>
+        <w:t>Dampak</w:t>
+      </w:r>
+      <w:proofErr w:type="spellEnd"/>
       <w:r>
         <w:rPr>
           <w:rFonts w:ascii="Calibri" w:hAnsi="Calibri"/>
           <w:b/>
           <w:color w:val="2263EB"/>
         </w:rPr>
-        <w:t xml:space="preserve">.5  </w:t>
+        <w:t xml:space="preserve"> &amp; Ekspor CSV</w:t>
+      </w:r>
+    </w:p>
+    <w:p>
+      <w:pPr>
+        <w:spacing w:after="80"/>
+        <w:rPr>
+          <w:rFonts w:ascii="Calibri" w:hAnsi="Calibri"/>
+          <w:color w:val="1E293B"/>
+          <w:sz w:val="21"/>
+        </w:rPr>
+      </w:pPr>
+      <w:r>
+        <w:rPr>
+          <w:rFonts w:ascii="Calibri" w:hAnsi="Calibri"/>
+          <w:color w:val="1E293B"/>
+          <w:sz w:val="21"/>
+        </w:rPr>
+        <w:t xml:space="preserve">Terbuka saat pengguna mengklik "Generate Report" pada peringatan atau provinsi yang dipilih. Menampilkan kantor KPW BI yang terdampak, jarak, skor InaRisk, dan tindakan yang direkomendasikan. Menggunakan library xlsx </w:t>
       </w:r>
       <w:proofErr w:type="spellStart"/>
       <w:r>
         <w:rPr>
           <w:rFonts w:ascii="Calibri" w:hAnsi="Calibri"/>
-          <w:b/>
-          <w:color w:val="2263EB"/>
-        </w:rPr>
-        <w:t>ReportModal.tsx</w:t>
+          <w:color w:val="1E293B"/>
+          <w:sz w:val="21"/>
+        </w:rPr>
+        <w:t>untuk</w:t>
       </w:r>
       <w:proofErr w:type="spellEnd"/>
-      <w:proofErr w:type="gramEnd"/>
-      <w:r>
-        <w:rPr>
-          <w:rFonts w:ascii="Calibri" w:hAnsi="Calibri"/>
-          <w:b/>
-          <w:color w:val="2263EB"/>
-        </w:rPr>
-        <w:t xml:space="preserve"> — </w:t>
+      <w:r>
+        <w:rPr>
+          <w:rFonts w:ascii="Calibri" w:hAnsi="Calibri"/>
+          <w:color w:val="1E293B"/>
+          <w:sz w:val="21"/>
+        </w:rPr>
+        <w:t xml:space="preserve"> </w:t>
       </w:r>
       <w:proofErr w:type="spellStart"/>
       <w:r>
         <w:rPr>
           <w:rFonts w:ascii="Calibri" w:hAnsi="Calibri"/>
-          <w:b/>
-          <w:color w:val="2263EB"/>
-        </w:rPr>
-        <w:t>Laporan</w:t>
+          <w:color w:val="1E293B"/>
+          <w:sz w:val="21"/>
+        </w:rPr>
+        <w:t>ekspor</w:t>
       </w:r>
       <w:proofErr w:type="spellEnd"/>
       <w:r>
         <w:rPr>
           <w:rFonts w:ascii="Calibri" w:hAnsi="Calibri"/>
-          <w:b/>
-          <w:color w:val="2263EB"/>
-        </w:rPr>
-        <w:t xml:space="preserve"> Dampak &amp; Ekspor CSV</w:t>
-      </w:r>
-    </w:p>
-    <w:p>
-      <w:pPr>
-        <w:spacing w:after="80"/>
-        <w:rPr>
-          <w:rFonts w:ascii="Calibri" w:hAnsi="Calibri"/>
           <w:color w:val="1E293B"/>
           <w:sz w:val="21"/>
         </w:rPr>
-      </w:pPr>
-      <w:r>
-        <w:rPr>
-          <w:rFonts w:ascii="Calibri" w:hAnsi="Calibri"/>
-          <w:color w:val="1E293B"/>
-          <w:sz w:val="21"/>
-        </w:rPr>
-        <w:t xml:space="preserve">Terbuka saat pengguna mengklik "Generate Report" pada peringatan atau provinsi yang dipilih. Menampilkan kantor KPW BI yang terdampak, jarak, skor InaRisk, dan tindakan yang direkomendasikan. Menggunakan library xlsx untuk ekspor </w:t>
+        <w:t xml:space="preserve"> </w:t>
       </w:r>
       <w:proofErr w:type="spellStart"/>
       <w:r>
@@ -6285,15 +8926,7 @@
           <w:b/>
           <w:color w:val="2263EB"/>
         </w:rPr>
-        <w:t>8</w:t>
-      </w:r>
-      <w:r>
-        <w:rPr>
-          <w:rFonts w:ascii="Calibri" w:hAnsi="Calibri"/>
-          <w:b/>
-          <w:color w:val="2263EB"/>
-        </w:rPr>
-        <w:t>.1  Isu</w:t>
+        <w:t>8.1  Isu</w:t>
       </w:r>
       <w:proofErr w:type="gramEnd"/>
       <w:r>
@@ -6518,15 +9151,7 @@
           <w:b/>
           <w:color w:val="2263EB"/>
         </w:rPr>
-        <w:t>8</w:t>
-      </w:r>
-      <w:r>
-        <w:rPr>
-          <w:rFonts w:ascii="Calibri" w:hAnsi="Calibri"/>
-          <w:b/>
-          <w:color w:val="2263EB"/>
-        </w:rPr>
-        <w:t>.2  Langkah</w:t>
+        <w:t>8.2  Langkah</w:t>
       </w:r>
       <w:proofErr w:type="gramEnd"/>
       <w:r>
@@ -7007,28 +9632,41 @@
         <w:spacing w:after="40"/>
         <w:ind w:left="680"/>
       </w:pPr>
+      <w:proofErr w:type="spellStart"/>
       <w:r>
         <w:rPr>
           <w:rFonts w:ascii="Calibri" w:hAnsi="Calibri"/>
           <w:color w:val="1E293B"/>
           <w:sz w:val="21"/>
         </w:rPr>
-        <w:t>Implementasikan pengujian otomatis (Vitest + React Testing Library) — saat ini nol cakupan pengujian.</w:t>
-      </w:r>
-    </w:p>
-    <w:p>
-      <w:pPr>
-        <w:pStyle w:val="ListBullet"/>
-        <w:spacing w:after="40"/>
-        <w:ind w:left="680"/>
-      </w:pPr>
+        <w:t>Migrasi</w:t>
+      </w:r>
+      <w:proofErr w:type="spellEnd"/>
       <w:r>
         <w:rPr>
           <w:rFonts w:ascii="Calibri" w:hAnsi="Calibri"/>
           <w:color w:val="1E293B"/>
           <w:sz w:val="21"/>
         </w:rPr>
-        <w:t>Migrasi sumber data scraping HTML BMKG ke API terstruktur resmi ketika tersedia.</w:t>
+        <w:t xml:space="preserve"> </w:t>
+      </w:r>
+      <w:proofErr w:type="spellStart"/>
+      <w:r>
+        <w:rPr>
+          <w:rFonts w:ascii="Calibri" w:hAnsi="Calibri"/>
+          <w:color w:val="1E293B"/>
+          <w:sz w:val="21"/>
+        </w:rPr>
+        <w:t>sumber</w:t>
+      </w:r>
+      <w:proofErr w:type="spellEnd"/>
+      <w:r>
+        <w:rPr>
+          <w:rFonts w:ascii="Calibri" w:hAnsi="Calibri"/>
+          <w:color w:val="1E293B"/>
+          <w:sz w:val="21"/>
+        </w:rPr>
+        <w:t xml:space="preserve"> data scraping HTML BMKG ke API terstruktur resmi ketika tersedia.</w:t>
       </w:r>
     </w:p>
     <w:p>
@@ -7086,15 +9724,7 @@
           <w:b/>
           <w:color w:val="2263EB"/>
         </w:rPr>
-        <w:t>9</w:t>
-      </w:r>
-      <w:r>
-        <w:rPr>
-          <w:rFonts w:ascii="Calibri" w:hAnsi="Calibri"/>
-          <w:b/>
-          <w:color w:val="2263EB"/>
-        </w:rPr>
-        <w:t xml:space="preserve">.1  </w:t>
+        <w:t xml:space="preserve">9.1  </w:t>
       </w:r>
       <w:proofErr w:type="spellStart"/>
       <w:r>
@@ -7202,7 +9832,7 @@
                 <w:szCs w:val="20"/>
               </w:rPr>
             </w:pPr>
-            <w:hyperlink r:id="rId7" w:history="1">
+            <w:hyperlink r:id="rId9" w:history="1">
               <w:r>
                 <w:rPr>
                   <w:rStyle w:val="Hyperlink"/>
@@ -7315,15 +9945,7 @@
           <w:b/>
           <w:color w:val="2263EB"/>
         </w:rPr>
-        <w:t>9</w:t>
-      </w:r>
-      <w:r>
-        <w:rPr>
-          <w:rFonts w:ascii="Calibri" w:hAnsi="Calibri"/>
-          <w:b/>
-          <w:color w:val="2263EB"/>
-        </w:rPr>
-        <w:t xml:space="preserve">.2  </w:t>
+        <w:t xml:space="preserve">9.2  </w:t>
       </w:r>
       <w:proofErr w:type="spellStart"/>
       <w:r>
@@ -7464,15 +10086,7 @@
           <w:b/>
           <w:color w:val="2263EB"/>
         </w:rPr>
-        <w:t>9</w:t>
-      </w:r>
-      <w:r>
-        <w:rPr>
-          <w:rFonts w:ascii="Calibri" w:hAnsi="Calibri"/>
-          <w:b/>
-          <w:color w:val="2263EB"/>
-        </w:rPr>
-        <w:t>.3  Tanda</w:t>
+        <w:t>9.3  Tanda</w:t>
       </w:r>
       <w:proofErr w:type="gramEnd"/>
       <w:r>
@@ -7801,6 +10415,155 @@
       </w:rPr>
     </w:lvl>
   </w:abstractNum>
+  <w:abstractNum w:abstractNumId="9" w15:restartNumberingAfterBreak="0">
+    <w:nsid w:val="60376BC8"/>
+    <w:multiLevelType w:val="multilevel"/>
+    <w:tmpl w:val="6EFAF400"/>
+    <w:lvl w:ilvl="0">
+      <w:start w:val="1"/>
+      <w:numFmt w:val="bullet"/>
+      <w:lvlText w:val=""/>
+      <w:lvlJc w:val="left"/>
+      <w:pPr>
+        <w:tabs>
+          <w:tab w:val="num" w:pos="720"/>
+        </w:tabs>
+        <w:ind w:left="720" w:hanging="360"/>
+      </w:pPr>
+      <w:rPr>
+        <w:rFonts w:ascii="Symbol" w:hAnsi="Symbol" w:hint="default"/>
+        <w:sz w:val="20"/>
+      </w:rPr>
+    </w:lvl>
+    <w:lvl w:ilvl="1" w:tentative="1">
+      <w:start w:val="1"/>
+      <w:numFmt w:val="bullet"/>
+      <w:lvlText w:val="o"/>
+      <w:lvlJc w:val="left"/>
+      <w:pPr>
+        <w:tabs>
+          <w:tab w:val="num" w:pos="1440"/>
+        </w:tabs>
+        <w:ind w:left="1440" w:hanging="360"/>
+      </w:pPr>
+      <w:rPr>
+        <w:rFonts w:ascii="Courier New" w:hAnsi="Courier New" w:hint="default"/>
+        <w:sz w:val="20"/>
+      </w:rPr>
+    </w:lvl>
+    <w:lvl w:ilvl="2" w:tentative="1">
+      <w:start w:val="1"/>
+      <w:numFmt w:val="bullet"/>
+      <w:lvlText w:val=""/>
+      <w:lvlJc w:val="left"/>
+      <w:pPr>
+        <w:tabs>
+          <w:tab w:val="num" w:pos="2160"/>
+        </w:tabs>
+        <w:ind w:left="2160" w:hanging="360"/>
+      </w:pPr>
+      <w:rPr>
+        <w:rFonts w:ascii="Wingdings" w:hAnsi="Wingdings" w:hint="default"/>
+        <w:sz w:val="20"/>
+      </w:rPr>
+    </w:lvl>
+    <w:lvl w:ilvl="3" w:tentative="1">
+      <w:start w:val="1"/>
+      <w:numFmt w:val="bullet"/>
+      <w:lvlText w:val=""/>
+      <w:lvlJc w:val="left"/>
+      <w:pPr>
+        <w:tabs>
+          <w:tab w:val="num" w:pos="2880"/>
+        </w:tabs>
+        <w:ind w:left="2880" w:hanging="360"/>
+      </w:pPr>
+      <w:rPr>
+        <w:rFonts w:ascii="Wingdings" w:hAnsi="Wingdings" w:hint="default"/>
+        <w:sz w:val="20"/>
+      </w:rPr>
+    </w:lvl>
+    <w:lvl w:ilvl="4" w:tentative="1">
+      <w:start w:val="1"/>
+      <w:numFmt w:val="bullet"/>
+      <w:lvlText w:val=""/>
+      <w:lvlJc w:val="left"/>
+      <w:pPr>
+        <w:tabs>
+          <w:tab w:val="num" w:pos="3600"/>
+        </w:tabs>
+        <w:ind w:left="3600" w:hanging="360"/>
+      </w:pPr>
+      <w:rPr>
+        <w:rFonts w:ascii="Wingdings" w:hAnsi="Wingdings" w:hint="default"/>
+        <w:sz w:val="20"/>
+      </w:rPr>
+    </w:lvl>
+    <w:lvl w:ilvl="5" w:tentative="1">
+      <w:start w:val="1"/>
+      <w:numFmt w:val="bullet"/>
+      <w:lvlText w:val=""/>
+      <w:lvlJc w:val="left"/>
+      <w:pPr>
+        <w:tabs>
+          <w:tab w:val="num" w:pos="4320"/>
+        </w:tabs>
+        <w:ind w:left="4320" w:hanging="360"/>
+      </w:pPr>
+      <w:rPr>
+        <w:rFonts w:ascii="Wingdings" w:hAnsi="Wingdings" w:hint="default"/>
+        <w:sz w:val="20"/>
+      </w:rPr>
+    </w:lvl>
+    <w:lvl w:ilvl="6" w:tentative="1">
+      <w:start w:val="1"/>
+      <w:numFmt w:val="bullet"/>
+      <w:lvlText w:val=""/>
+      <w:lvlJc w:val="left"/>
+      <w:pPr>
+        <w:tabs>
+          <w:tab w:val="num" w:pos="5040"/>
+        </w:tabs>
+        <w:ind w:left="5040" w:hanging="360"/>
+      </w:pPr>
+      <w:rPr>
+        <w:rFonts w:ascii="Wingdings" w:hAnsi="Wingdings" w:hint="default"/>
+        <w:sz w:val="20"/>
+      </w:rPr>
+    </w:lvl>
+    <w:lvl w:ilvl="7" w:tentative="1">
+      <w:start w:val="1"/>
+      <w:numFmt w:val="bullet"/>
+      <w:lvlText w:val=""/>
+      <w:lvlJc w:val="left"/>
+      <w:pPr>
+        <w:tabs>
+          <w:tab w:val="num" w:pos="5760"/>
+        </w:tabs>
+        <w:ind w:left="5760" w:hanging="360"/>
+      </w:pPr>
+      <w:rPr>
+        <w:rFonts w:ascii="Wingdings" w:hAnsi="Wingdings" w:hint="default"/>
+        <w:sz w:val="20"/>
+      </w:rPr>
+    </w:lvl>
+    <w:lvl w:ilvl="8" w:tentative="1">
+      <w:start w:val="1"/>
+      <w:numFmt w:val="bullet"/>
+      <w:lvlText w:val=""/>
+      <w:lvlJc w:val="left"/>
+      <w:pPr>
+        <w:tabs>
+          <w:tab w:val="num" w:pos="6480"/>
+        </w:tabs>
+        <w:ind w:left="6480" w:hanging="360"/>
+      </w:pPr>
+      <w:rPr>
+        <w:rFonts w:ascii="Wingdings" w:hAnsi="Wingdings" w:hint="default"/>
+        <w:sz w:val="20"/>
+      </w:rPr>
+    </w:lvl>
+  </w:abstractNum>
   <w:num w:numId="1" w16cid:durableId="305623814">
     <w:abstractNumId w:val="8"/>
   </w:num>
@@ -7827,6 +10590,9 @@
   </w:num>
   <w:num w:numId="9" w16cid:durableId="442698203">
     <w:abstractNumId w:val="0"/>
+  </w:num>
+  <w:num w:numId="10" w16cid:durableId="382874138">
+    <w:abstractNumId w:val="9"/>
   </w:num>
 </w:numbering>
 </file>
@@ -8220,7 +10986,7 @@
   <w:style w:type="paragraph" w:default="1" w:styleId="Normal">
     <w:name w:val="Normal"/>
     <w:qFormat/>
-    <w:rsid w:val="00FC693F"/>
+    <w:rsid w:val="00814C3D"/>
   </w:style>
   <w:style w:type="paragraph" w:styleId="Heading1">
     <w:name w:val="heading 1"/>
